--- a/swh/docx/020.content.docx
+++ b/swh/docx/020.content.docx
@@ -150,26 +150,6 @@
           <w:lang w:val="sw_KE" w:bidi="sw_KE"/>
         </w:rPr>
         <w:t>S</w:t>
-      </w:r>
-      <w:r>
-        <w:rPr>
-          <w:lang w:val="sw_KE" w:bidi="sw_KE"/>
-        </w:rPr>
-      </w:r>
-    </w:p>
-    <w:p>
-      <w:pPr/>
-      <w:r>
-        <w:rPr>
-          <w:lang w:val="sw_KE" w:bidi="sw_KE"/>
-        </w:rPr>
-      </w:r>
-      <w:r>
-        <w:rPr>
-          <w:i/>
-          <w:lang w:val="sw_KE" w:bidi="sw_KE"/>
-        </w:rPr>
-        <w:t>Sabini ya Sabasaba, Safi, Najisi, na Mtakatifu, Sala za Yesu, Sayuni, Shekemu, Sherehe, Sheria Kali, Sheria na Roho, Sheria ya Hekalu kama Teolojia, Sheria ya Kibiblia, Sheria za Msingi, Sifa na Furaha katika Luka–Matendo, Siku Inakuja, Siku ya Bwana, Siri ya Habari Njema, Siri ya Masihi</w:t>
       </w:r>
       <w:r>
         <w:rPr>

--- a/swh/docx/020.content.docx
+++ b/swh/docx/020.content.docx
@@ -19,7 +19,7 @@
         <w:rPr>
           <w:lang w:val="sw_KE" w:bidi="sw_KE"/>
         </w:rPr>
-        <w:t>Resource: Study Notes - Themes (Tyndale)</w:t>
+        <w:t>Resource: Tyndale Open Study Notes</w:t>
       </w:r>
       <w:r>
         <w:rPr>
@@ -112,7 +112,7 @@
         <w:rPr>
           <w:lang w:val="sw_KE" w:bidi="sw_KE"/>
         </w:rPr>
-        <w:t>Study Notes - Themes (Tyndale)</w:t>
+        <w:t>Tyndale Open Study Notes</w:t>
       </w:r>
     </w:p>
     <w:p>

--- a/swh/docx/020.content.docx
+++ b/swh/docx/020.content.docx
@@ -19,7 +19,7 @@
         <w:rPr>
           <w:lang w:val="sw_KE" w:bidi="sw_KE"/>
         </w:rPr>
-        <w:t>Resource: Tyndale Open Study Notes</w:t>
+        <w:t>Resource: Aquifer Open Study Notes (Themes)</w:t>
       </w:r>
       <w:r>
         <w:rPr>
@@ -112,7 +112,7 @@
         <w:rPr>
           <w:lang w:val="sw_KE" w:bidi="sw_KE"/>
         </w:rPr>
-        <w:t>Tyndale Open Study Notes</w:t>
+        <w:t>Aquifer Open Study Notes (Themes)</w:t>
       </w:r>
     </w:p>
     <w:p>

--- a/swh/docx/020.content.docx
+++ b/swh/docx/020.content.docx
@@ -233,18 +233,12 @@
         </w:rPr>
         <w:t xml:space="preserve">Katika ulimwengu wa kale, tamthilia ilikuwa njia ya kusimulia hadithi kupitia maonyesho ya moja kwa moja na waigizaji, mandhari, na maonyesho ya kusisimua. Kuelewa jinsi maonyesho ya kale yalivyofanya kazi kunaweza kutusaidia kuelewa </w:t>
       </w:r>
-      <w:hyperlink r:id="rId13">
-        <w:r>
-          <w:rPr>
-            <w:lang w:val="sw_KE" w:bidi="sw_KE"/>
-          </w:rPr>
-          <w:rPr>
-            <w:color w:val="0000EE"/>
-            <w:u w:val="single"/>
-          </w:rPr>
-          <w:t>Ufunuo 4–5</w:t>
-        </w:r>
-      </w:hyperlink>
+      <w:r>
+        <w:rPr>
+          <w:lang w:val="sw_KE" w:bidi="sw_KE"/>
+        </w:rPr>
+        <w:t>Ufunuo 4–5</w:t>
+      </w:r>
       <w:r>
         <w:rPr>
           <w:lang w:val="sw_KE" w:bidi="sw_KE"/>
@@ -259,18 +253,12 @@
           <w:lang w:val="sw_KE" w:bidi="sw_KE"/>
         </w:rPr>
       </w:r>
-      <w:hyperlink r:id="rId14">
-        <w:r>
-          <w:rPr>
-            <w:lang w:val="sw_KE" w:bidi="sw_KE"/>
-          </w:rPr>
-          <w:rPr>
-            <w:color w:val="0000EE"/>
-            <w:u w:val="single"/>
-          </w:rPr>
-          <w:t xml:space="preserve">Ufunuo 4:1–3 </w:t>
-        </w:r>
-      </w:hyperlink>
+      <w:r>
+        <w:rPr>
+          <w:lang w:val="sw_KE" w:bidi="sw_KE"/>
+        </w:rPr>
+        <w:t xml:space="preserve">Ufunuo 4:1–3 </w:t>
+      </w:r>
       <w:r>
         <w:rPr>
           <w:lang w:val="sw_KE" w:bidi="sw_KE"/>
@@ -291,18 +279,12 @@
         </w:rPr>
         <w:t>Tamthilia ya kale ilikuwa kwenye jukwaa chini ya kiumbe wa kimungu. Kati ya jukwaa na watazamaji, kundi la wazungumzaji lilionyesha hisia za mchezo huo. Katika Ufunuo, viumbe wanne wenye uhai wana jukumu sawa (</w:t>
       </w:r>
-      <w:hyperlink r:id="rId15">
-        <w:r>
-          <w:rPr>
-            <w:lang w:val="sw_KE" w:bidi="sw_KE"/>
-          </w:rPr>
-          <w:rPr>
-            <w:color w:val="0000EE"/>
-            <w:u w:val="single"/>
-          </w:rPr>
-          <w:t>Ufunuo 4:6–8</w:t>
-        </w:r>
-      </w:hyperlink>
+      <w:r>
+        <w:rPr>
+          <w:lang w:val="sw_KE" w:bidi="sw_KE"/>
+        </w:rPr>
+        <w:t>Ufunuo 4:6–8</w:t>
+      </w:r>
       <w:r>
         <w:rPr>
           <w:lang w:val="sw_KE" w:bidi="sw_KE"/>
@@ -323,54 +305,36 @@
         </w:rPr>
         <w:t>Wazee ishirini na wanne wanawakilisha maagano ya zamani na mapya (</w:t>
       </w:r>
-      <w:hyperlink r:id="rId16">
-        <w:r>
-          <w:rPr>
-            <w:lang w:val="sw_KE" w:bidi="sw_KE"/>
-          </w:rPr>
-          <w:rPr>
-            <w:color w:val="0000EE"/>
-            <w:u w:val="single"/>
-          </w:rPr>
-          <w:t>4:4</w:t>
-        </w:r>
-      </w:hyperlink>
+      <w:r>
+        <w:rPr>
+          <w:lang w:val="sw_KE" w:bidi="sw_KE"/>
+        </w:rPr>
+        <w:t>4:4</w:t>
+      </w:r>
       <w:r>
         <w:rPr>
           <w:lang w:val="sw_KE" w:bidi="sw_KE"/>
         </w:rPr>
         <w:t>). ("Agano la zamani" linarejelea makubaliano ambayo Mungu alifanya na Israeli kupitia Mose, yakiwemo Amri Kumi na sheria nyingine zilizorekodiwa katika vitabu vya kwanza vya Biblia. "Agano jipya" linarejelea makubaliano Mungu aliyofanya kupitia Yesu Kristo, ambapo Agano Jipya linaelezea kama kutimiza agano la zamani na kuanzisha njia mpya ya kuhusiana na Mungu kwa msingi wa imani kwa Yesu.) Wazee ishirini na wanne wanatenda kama kwaya yenye vikundi vya wazungumzaji vinavyobadilishana na kutoa historia ya nyuma ya tamthilia hii kubwa. Pia wanatoa muktadha wa kihistoria kwa tahmthilia hii kubwa. Mungu anatoa maandiko, na ni wakala wake maalum tu, "Mwanakondoo," anayeweza kuyafungua, kuyasoma, na kuyatekeleza (</w:t>
       </w:r>
-      <w:hyperlink r:id="rId17">
-        <w:r>
-          <w:rPr>
-            <w:lang w:val="sw_KE" w:bidi="sw_KE"/>
-          </w:rPr>
-          <w:rPr>
-            <w:color w:val="0000EE"/>
-            <w:u w:val="single"/>
-          </w:rPr>
-          <w:t>5:1–5</w:t>
-        </w:r>
-      </w:hyperlink>
-      <w:r>
-        <w:rPr>
-          <w:lang w:val="sw_KE" w:bidi="sw_KE"/>
-        </w:rPr>
-        <w:t xml:space="preserve">; </w:t>
-      </w:r>
-      <w:hyperlink r:id="rId18">
-        <w:r>
-          <w:rPr>
-            <w:lang w:val="sw_KE" w:bidi="sw_KE"/>
-          </w:rPr>
-          <w:rPr>
-            <w:color w:val="0000EE"/>
-            <w:u w:val="single"/>
-          </w:rPr>
-          <w:t>6:1</w:t>
-        </w:r>
-      </w:hyperlink>
+      <w:r>
+        <w:rPr>
+          <w:lang w:val="sw_KE" w:bidi="sw_KE"/>
+        </w:rPr>
+        <w:t>5:1–5</w:t>
+      </w:r>
+      <w:r>
+        <w:rPr>
+          <w:lang w:val="sw_KE" w:bidi="sw_KE"/>
+        </w:rPr>
+        <w:t xml:space="preserve">; </w:t>
+      </w:r>
+      <w:r>
+        <w:rPr>
+          <w:lang w:val="sw_KE" w:bidi="sw_KE"/>
+        </w:rPr>
+        <w:t>6:1</w:t>
+      </w:r>
       <w:r>
         <w:rPr>
           <w:lang w:val="sw_KE" w:bidi="sw_KE"/>
@@ -400,18 +364,12 @@
           <w:lang w:val="sw_KE" w:bidi="sw_KE"/>
         </w:rPr>
       </w:r>
-      <w:hyperlink r:id="rId13">
-        <w:r>
-          <w:rPr>
-            <w:lang w:val="sw_KE" w:bidi="sw_KE"/>
-          </w:rPr>
-          <w:rPr>
-            <w:color w:val="0000EE"/>
-            <w:u w:val="single"/>
-          </w:rPr>
-          <w:t>Ufunuo 4:1–5:14</w:t>
-        </w:r>
-      </w:hyperlink>
+      <w:r>
+        <w:rPr>
+          <w:lang w:val="sw_KE" w:bidi="sw_KE"/>
+        </w:rPr>
+        <w:t>Ufunuo 4:1–5:14</w:t>
+      </w:r>
       <w:r>
         <w:rPr>
           <w:lang w:val="sw_KE" w:bidi="sw_KE"/>
@@ -460,18 +418,12 @@
         </w:rPr>
         <w:t xml:space="preserve">Tamaduni nyingi za kale zilifanya tohara kwa kuondoa govi la kiume (tazama </w:t>
       </w:r>
-      <w:hyperlink r:id="rId19">
-        <w:r>
-          <w:rPr>
-            <w:lang w:val="sw_KE" w:bidi="sw_KE"/>
-          </w:rPr>
-          <w:rPr>
-            <w:color w:val="0000EE"/>
-            <w:u w:val="single"/>
-          </w:rPr>
-          <w:t>Yeremia 9:25–26</w:t>
-        </w:r>
-      </w:hyperlink>
+      <w:r>
+        <w:rPr>
+          <w:lang w:val="sw_KE" w:bidi="sw_KE"/>
+        </w:rPr>
+        <w:t>Yeremia 9:25–26</w:t>
+      </w:r>
       <w:r>
         <w:rPr>
           <w:lang w:val="sw_KE" w:bidi="sw_KE"/>
@@ -492,84 +444,54 @@
         </w:rPr>
         <w:t>Mungu alichagua tohara kama ishara ya agano (makubaliano maalum) inayolenga kizazi. Mungu aliahidi kumfanya Abrahamu na kizazi chake kuwa taifa kubwa na kuwatumia kuwakomboa mataifa yasiyo ya Kiyahudi (</w:t>
       </w:r>
-      <w:hyperlink r:id="rId20">
-        <w:r>
-          <w:rPr>
-            <w:lang w:val="sw_KE" w:bidi="sw_KE"/>
-          </w:rPr>
-          <w:rPr>
-            <w:color w:val="0000EE"/>
-            <w:u w:val="single"/>
-          </w:rPr>
-          <w:t xml:space="preserve">Mwanzo 12:2, </w:t>
-        </w:r>
-      </w:hyperlink>
-      <w:hyperlink r:id="rId21">
-        <w:r>
-          <w:rPr>
-            <w:lang w:val="sw_KE" w:bidi="sw_KE"/>
-          </w:rPr>
-          <w:rPr>
-            <w:color w:val="0000EE"/>
-            <w:u w:val="single"/>
-          </w:rPr>
-          <w:t>3</w:t>
-        </w:r>
-      </w:hyperlink>
-      <w:r>
-        <w:rPr>
-          <w:lang w:val="sw_KE" w:bidi="sw_KE"/>
-        </w:rPr>
-        <w:t xml:space="preserve">; </w:t>
-      </w:r>
-      <w:hyperlink r:id="rId22">
-        <w:r>
-          <w:rPr>
-            <w:lang w:val="sw_KE" w:bidi="sw_KE"/>
-          </w:rPr>
-          <w:rPr>
-            <w:color w:val="0000EE"/>
-            <w:u w:val="single"/>
-          </w:rPr>
-          <w:t>17:3–6</w:t>
-        </w:r>
-      </w:hyperlink>
+      <w:r>
+        <w:rPr>
+          <w:lang w:val="sw_KE" w:bidi="sw_KE"/>
+        </w:rPr>
+        <w:t xml:space="preserve">Mwanzo 12:2, </w:t>
+      </w:r>
+      <w:r>
+        <w:rPr>
+          <w:lang w:val="sw_KE" w:bidi="sw_KE"/>
+        </w:rPr>
+        <w:t>3</w:t>
+      </w:r>
+      <w:r>
+        <w:rPr>
+          <w:lang w:val="sw_KE" w:bidi="sw_KE"/>
+        </w:rPr>
+        <w:t xml:space="preserve">; </w:t>
+      </w:r>
+      <w:r>
+        <w:rPr>
+          <w:lang w:val="sw_KE" w:bidi="sw_KE"/>
+        </w:rPr>
+        <w:t>17:3–6</w:t>
+      </w:r>
       <w:r>
         <w:rPr>
           <w:lang w:val="sw_KE" w:bidi="sw_KE"/>
         </w:rPr>
         <w:t xml:space="preserve">; tazama </w:t>
       </w:r>
-      <w:hyperlink r:id="rId23">
-        <w:r>
-          <w:rPr>
-            <w:lang w:val="sw_KE" w:bidi="sw_KE"/>
-          </w:rPr>
-          <w:rPr>
-            <w:color w:val="0000EE"/>
-            <w:u w:val="single"/>
-          </w:rPr>
-          <w:t>Wagalatia 3:8–9</w:t>
-        </w:r>
-      </w:hyperlink>
+      <w:r>
+        <w:rPr>
+          <w:lang w:val="sw_KE" w:bidi="sw_KE"/>
+        </w:rPr>
+        <w:t>Wagalatia 3:8–9</w:t>
+      </w:r>
       <w:r>
         <w:rPr>
           <w:lang w:val="sw_KE" w:bidi="sw_KE"/>
         </w:rPr>
         <w:t>). Tohara ilikuwa alama ya Mungu kwenye mwili. Iliwatambulisha Abrahamu na kizazi chake kama watu wa Mungu (</w:t>
       </w:r>
-      <w:hyperlink r:id="rId24">
-        <w:r>
-          <w:rPr>
-            <w:lang w:val="sw_KE" w:bidi="sw_KE"/>
-          </w:rPr>
-          <w:rPr>
-            <w:color w:val="0000EE"/>
-            <w:u w:val="single"/>
-          </w:rPr>
-          <w:t>Mwanzo 17:9–14</w:t>
-        </w:r>
-      </w:hyperlink>
+      <w:r>
+        <w:rPr>
+          <w:lang w:val="sw_KE" w:bidi="sw_KE"/>
+        </w:rPr>
+        <w:t>Mwanzo 17:9–14</w:t>
+      </w:r>
       <w:r>
         <w:rPr>
           <w:lang w:val="sw_KE" w:bidi="sw_KE"/>
@@ -590,90 +512,60 @@
         </w:rPr>
         <w:t>Walifanya tohara kwa wanaume wazima walipojiunga na jamii ya agano (</w:t>
       </w:r>
-      <w:hyperlink r:id="rId25">
-        <w:r>
-          <w:rPr>
-            <w:lang w:val="sw_KE" w:bidi="sw_KE"/>
-          </w:rPr>
-          <w:rPr>
-            <w:color w:val="0000EE"/>
-            <w:u w:val="single"/>
-          </w:rPr>
-          <w:t>Mwanzo 17:23–27</w:t>
-        </w:r>
-      </w:hyperlink>
-      <w:r>
-        <w:rPr>
-          <w:lang w:val="sw_KE" w:bidi="sw_KE"/>
-        </w:rPr>
-        <w:t xml:space="preserve">; </w:t>
-      </w:r>
-      <w:hyperlink r:id="rId26">
-        <w:r>
-          <w:rPr>
-            <w:lang w:val="sw_KE" w:bidi="sw_KE"/>
-          </w:rPr>
-          <w:rPr>
-            <w:color w:val="0000EE"/>
-            <w:u w:val="single"/>
-          </w:rPr>
-          <w:t>Kutoka 12:48</w:t>
-        </w:r>
-      </w:hyperlink>
-      <w:r>
-        <w:rPr>
-          <w:lang w:val="sw_KE" w:bidi="sw_KE"/>
-        </w:rPr>
-        <w:t xml:space="preserve">; </w:t>
-      </w:r>
-      <w:hyperlink r:id="rId27">
-        <w:r>
-          <w:rPr>
-            <w:lang w:val="sw_KE" w:bidi="sw_KE"/>
-          </w:rPr>
-          <w:rPr>
-            <w:color w:val="0000EE"/>
-            <w:u w:val="single"/>
-          </w:rPr>
-          <w:t>Yoshua 5:3–7</w:t>
-        </w:r>
-      </w:hyperlink>
+      <w:r>
+        <w:rPr>
+          <w:lang w:val="sw_KE" w:bidi="sw_KE"/>
+        </w:rPr>
+        <w:t>Mwanzo 17:23–27</w:t>
+      </w:r>
+      <w:r>
+        <w:rPr>
+          <w:lang w:val="sw_KE" w:bidi="sw_KE"/>
+        </w:rPr>
+        <w:t xml:space="preserve">; </w:t>
+      </w:r>
+      <w:r>
+        <w:rPr>
+          <w:lang w:val="sw_KE" w:bidi="sw_KE"/>
+        </w:rPr>
+        <w:t>Kutoka 12:48</w:t>
+      </w:r>
+      <w:r>
+        <w:rPr>
+          <w:lang w:val="sw_KE" w:bidi="sw_KE"/>
+        </w:rPr>
+        <w:t xml:space="preserve">; </w:t>
+      </w:r>
+      <w:r>
+        <w:rPr>
+          <w:lang w:val="sw_KE" w:bidi="sw_KE"/>
+        </w:rPr>
+        <w:t>Yoshua 5:3–7</w:t>
+      </w:r>
       <w:r>
         <w:rPr>
           <w:lang w:val="sw_KE" w:bidi="sw_KE"/>
         </w:rPr>
         <w:t>). Hata hivyo, kwa kawaida ilifanywa kwa watoto wachanga (</w:t>
       </w:r>
-      <w:hyperlink r:id="rId28">
-        <w:r>
-          <w:rPr>
-            <w:lang w:val="sw_KE" w:bidi="sw_KE"/>
-          </w:rPr>
-          <w:rPr>
-            <w:color w:val="0000EE"/>
-            <w:u w:val="single"/>
-          </w:rPr>
-          <w:t>Mwanzo 21:4</w:t>
-        </w:r>
-      </w:hyperlink>
-      <w:r>
-        <w:rPr>
-          <w:lang w:val="sw_KE" w:bidi="sw_KE"/>
-        </w:rPr>
-        <w:t xml:space="preserve">; </w:t>
-      </w:r>
-      <w:hyperlink r:id="rId29">
-        <w:r>
-          <w:rPr>
-            <w:lang w:val="sw_KE" w:bidi="sw_KE"/>
-          </w:rPr>
-          <w:rPr>
-            <w:color w:val="0000EE"/>
-            <w:u w:val="single"/>
-          </w:rPr>
-          <w:t>Mambo ya Walawi 12:3</w:t>
-        </w:r>
-      </w:hyperlink>
+      <w:r>
+        <w:rPr>
+          <w:lang w:val="sw_KE" w:bidi="sw_KE"/>
+        </w:rPr>
+        <w:t>Mwanzo 21:4</w:t>
+      </w:r>
+      <w:r>
+        <w:rPr>
+          <w:lang w:val="sw_KE" w:bidi="sw_KE"/>
+        </w:rPr>
+        <w:t xml:space="preserve">; </w:t>
+      </w:r>
+      <w:r>
+        <w:rPr>
+          <w:lang w:val="sw_KE" w:bidi="sw_KE"/>
+        </w:rPr>
+        <w:t>Mambo ya Walawi 12:3</w:t>
+      </w:r>
       <w:r>
         <w:rPr>
           <w:lang w:val="sw_KE" w:bidi="sw_KE"/>
@@ -694,54 +586,36 @@
         </w:rPr>
         <w:t>Imani ilikuwa muhimu ili kupokea baraka za Mungu. Hii ilionyeshwa na tofauti kati ya Ishmaeli na Isaka, Esau na Yakobo, na Yosefu na ndugu zake. Watu wasio Waisraeli pia wangeweza kujiunga na agano la Israeli (</w:t>
       </w:r>
-      <w:hyperlink r:id="rId26">
-        <w:r>
-          <w:rPr>
-            <w:lang w:val="sw_KE" w:bidi="sw_KE"/>
-          </w:rPr>
-          <w:rPr>
-            <w:color w:val="0000EE"/>
-            <w:u w:val="single"/>
-          </w:rPr>
-          <w:t>Kutoka 12:48</w:t>
-        </w:r>
-      </w:hyperlink>
+      <w:r>
+        <w:rPr>
+          <w:lang w:val="sw_KE" w:bidi="sw_KE"/>
+        </w:rPr>
+        <w:t>Kutoka 12:48</w:t>
+      </w:r>
       <w:r>
         <w:rPr>
           <w:lang w:val="sw_KE" w:bidi="sw_KE"/>
         </w:rPr>
         <w:t xml:space="preserve">; linganisha </w:t>
       </w:r>
-      <w:hyperlink r:id="rId30">
-        <w:r>
-          <w:rPr>
-            <w:lang w:val="sw_KE" w:bidi="sw_KE"/>
-          </w:rPr>
-          <w:rPr>
-            <w:color w:val="0000EE"/>
-            <w:u w:val="single"/>
-          </w:rPr>
-          <w:t>Mwanzo 34:15–24</w:t>
-        </w:r>
-      </w:hyperlink>
+      <w:r>
+        <w:rPr>
+          <w:lang w:val="sw_KE" w:bidi="sw_KE"/>
+        </w:rPr>
+        <w:t>Mwanzo 34:15–24</w:t>
+      </w:r>
       <w:r>
         <w:rPr>
           <w:lang w:val="sw_KE" w:bidi="sw_KE"/>
         </w:rPr>
         <w:t xml:space="preserve">). Tohara ilionyesha kuingizwa kwao katika jamii ya waabudu (kwa mfano, </w:t>
       </w:r>
-      <w:hyperlink r:id="rId31">
-        <w:r>
-          <w:rPr>
-            <w:lang w:val="sw_KE" w:bidi="sw_KE"/>
-          </w:rPr>
-          <w:rPr>
-            <w:color w:val="0000EE"/>
-            <w:u w:val="single"/>
-          </w:rPr>
-          <w:t>Kutoka 12:44</w:t>
-        </w:r>
-      </w:hyperlink>
+      <w:r>
+        <w:rPr>
+          <w:lang w:val="sw_KE" w:bidi="sw_KE"/>
+        </w:rPr>
+        <w:t>Kutoka 12:44</w:t>
+      </w:r>
       <w:r>
         <w:rPr>
           <w:lang w:val="sw_KE" w:bidi="sw_KE"/>
@@ -775,18 +649,12 @@
         </w:rPr>
         <w:t>) mtu yeyote aliyekataa tohara (kukata kimwili kwa mfano) kutoka kwa watu wa agano kwa kutotii amri ya Mungu (</w:t>
       </w:r>
-      <w:hyperlink r:id="rId32">
-        <w:r>
-          <w:rPr>
-            <w:lang w:val="sw_KE" w:bidi="sw_KE"/>
-          </w:rPr>
-          <w:rPr>
-            <w:color w:val="0000EE"/>
-            <w:u w:val="single"/>
-          </w:rPr>
-          <w:t>Mwanzo 17:14</w:t>
-        </w:r>
-      </w:hyperlink>
+      <w:r>
+        <w:rPr>
+          <w:lang w:val="sw_KE" w:bidi="sw_KE"/>
+        </w:rPr>
+        <w:t>Mwanzo 17:14</w:t>
+      </w:r>
       <w:r>
         <w:rPr>
           <w:lang w:val="sw_KE" w:bidi="sw_KE"/>
@@ -807,162 +675,108 @@
         </w:rPr>
         <w:t>Tohara inaashiria kujitenga na ulimwengu, usafi, na uaminifu kwa agano. Inatoa sitiari yenye nguvu kwa "tohara ya moyo." Hii inahusu moyo uliojitolea kwa Mungu na kutengwa kwa ajili yake, badala ya kuwa mkaidi (</w:t>
       </w:r>
-      <w:hyperlink r:id="rId33">
-        <w:r>
-          <w:rPr>
-            <w:lang w:val="sw_KE" w:bidi="sw_KE"/>
-          </w:rPr>
-          <w:rPr>
-            <w:color w:val="0000EE"/>
-            <w:u w:val="single"/>
-          </w:rPr>
-          <w:t>Mambo ya Walawi 26:41</w:t>
-        </w:r>
-      </w:hyperlink>
-      <w:r>
-        <w:rPr>
-          <w:lang w:val="sw_KE" w:bidi="sw_KE"/>
-        </w:rPr>
-        <w:t xml:space="preserve">; </w:t>
-      </w:r>
-      <w:hyperlink r:id="rId34">
-        <w:r>
-          <w:rPr>
-            <w:lang w:val="sw_KE" w:bidi="sw_KE"/>
-          </w:rPr>
-          <w:rPr>
-            <w:color w:val="0000EE"/>
-            <w:u w:val="single"/>
-          </w:rPr>
-          <w:t>Kumbukumbu la Torati 30:6</w:t>
-        </w:r>
-      </w:hyperlink>
-      <w:r>
-        <w:rPr>
-          <w:lang w:val="sw_KE" w:bidi="sw_KE"/>
-        </w:rPr>
-        <w:t xml:space="preserve">; </w:t>
-      </w:r>
-      <w:hyperlink r:id="rId35">
-        <w:r>
-          <w:rPr>
-            <w:lang w:val="sw_KE" w:bidi="sw_KE"/>
-          </w:rPr>
-          <w:rPr>
-            <w:color w:val="0000EE"/>
-            <w:u w:val="single"/>
-          </w:rPr>
-          <w:t>Yeremia 4:4</w:t>
-        </w:r>
-      </w:hyperlink>
-      <w:r>
-        <w:rPr>
-          <w:lang w:val="sw_KE" w:bidi="sw_KE"/>
-        </w:rPr>
-        <w:t xml:space="preserve">; </w:t>
-      </w:r>
-      <w:hyperlink r:id="rId36">
-        <w:r>
-          <w:rPr>
-            <w:lang w:val="sw_KE" w:bidi="sw_KE"/>
-          </w:rPr>
-          <w:rPr>
-            <w:color w:val="0000EE"/>
-            <w:u w:val="single"/>
-          </w:rPr>
-          <w:t>9:26</w:t>
-        </w:r>
-      </w:hyperlink>
-      <w:r>
-        <w:rPr>
-          <w:lang w:val="sw_KE" w:bidi="sw_KE"/>
-        </w:rPr>
-        <w:t xml:space="preserve">; </w:t>
-      </w:r>
-      <w:hyperlink r:id="rId37">
-        <w:r>
-          <w:rPr>
-            <w:lang w:val="sw_KE" w:bidi="sw_KE"/>
-          </w:rPr>
-          <w:rPr>
-            <w:color w:val="0000EE"/>
-            <w:u w:val="single"/>
-          </w:rPr>
-          <w:t>Waefeso 2:11</w:t>
-        </w:r>
-      </w:hyperlink>
+      <w:r>
+        <w:rPr>
+          <w:lang w:val="sw_KE" w:bidi="sw_KE"/>
+        </w:rPr>
+        <w:t>Mambo ya Walawi 26:41</w:t>
+      </w:r>
+      <w:r>
+        <w:rPr>
+          <w:lang w:val="sw_KE" w:bidi="sw_KE"/>
+        </w:rPr>
+        <w:t xml:space="preserve">; </w:t>
+      </w:r>
+      <w:r>
+        <w:rPr>
+          <w:lang w:val="sw_KE" w:bidi="sw_KE"/>
+        </w:rPr>
+        <w:t>Kumbukumbu la Torati 30:6</w:t>
+      </w:r>
+      <w:r>
+        <w:rPr>
+          <w:lang w:val="sw_KE" w:bidi="sw_KE"/>
+        </w:rPr>
+        <w:t xml:space="preserve">; </w:t>
+      </w:r>
+      <w:r>
+        <w:rPr>
+          <w:lang w:val="sw_KE" w:bidi="sw_KE"/>
+        </w:rPr>
+        <w:t>Yeremia 4:4</w:t>
+      </w:r>
+      <w:r>
+        <w:rPr>
+          <w:lang w:val="sw_KE" w:bidi="sw_KE"/>
+        </w:rPr>
+        <w:t xml:space="preserve">; </w:t>
+      </w:r>
+      <w:r>
+        <w:rPr>
+          <w:lang w:val="sw_KE" w:bidi="sw_KE"/>
+        </w:rPr>
+        <w:t>9:26</w:t>
+      </w:r>
+      <w:r>
+        <w:rPr>
+          <w:lang w:val="sw_KE" w:bidi="sw_KE"/>
+        </w:rPr>
+        <w:t xml:space="preserve">; </w:t>
+      </w:r>
+      <w:r>
+        <w:rPr>
+          <w:lang w:val="sw_KE" w:bidi="sw_KE"/>
+        </w:rPr>
+        <w:t>Waefeso 2:11</w:t>
+      </w:r>
       <w:r>
         <w:rPr>
           <w:lang w:val="sw_KE" w:bidi="sw_KE"/>
         </w:rPr>
         <w:t xml:space="preserve">). Tohara ya moyo inaonyesha wokovu na ushirika na Mungu (tazama </w:t>
       </w:r>
-      <w:hyperlink r:id="rId38">
-        <w:r>
-          <w:rPr>
-            <w:lang w:val="sw_KE" w:bidi="sw_KE"/>
-          </w:rPr>
-          <w:rPr>
-            <w:color w:val="0000EE"/>
-            <w:u w:val="single"/>
-          </w:rPr>
-          <w:t>Ezekieli 18:31–32</w:t>
-        </w:r>
-      </w:hyperlink>
-      <w:r>
-        <w:rPr>
-          <w:lang w:val="sw_KE" w:bidi="sw_KE"/>
-        </w:rPr>
-        <w:t xml:space="preserve">; </w:t>
-      </w:r>
-      <w:hyperlink r:id="rId39">
-        <w:r>
-          <w:rPr>
-            <w:lang w:val="sw_KE" w:bidi="sw_KE"/>
-          </w:rPr>
-          <w:rPr>
-            <w:color w:val="0000EE"/>
-            <w:u w:val="single"/>
-          </w:rPr>
-          <w:t>36:25–27</w:t>
-        </w:r>
-      </w:hyperlink>
-      <w:r>
-        <w:rPr>
-          <w:lang w:val="sw_KE" w:bidi="sw_KE"/>
-        </w:rPr>
-        <w:t xml:space="preserve">; </w:t>
-      </w:r>
-      <w:hyperlink r:id="rId40">
-        <w:r>
-          <w:rPr>
-            <w:lang w:val="sw_KE" w:bidi="sw_KE"/>
-          </w:rPr>
-          <w:rPr>
-            <w:color w:val="0000EE"/>
-            <w:u w:val="single"/>
-          </w:rPr>
-          <w:t>Warumi 2:28–29</w:t>
-        </w:r>
-      </w:hyperlink>
-      <w:r>
-        <w:rPr>
-          <w:lang w:val="sw_KE" w:bidi="sw_KE"/>
-        </w:rPr>
-        <w:t xml:space="preserve">; </w:t>
-      </w:r>
-      <w:hyperlink r:id="rId41">
-        <w:r>
-          <w:rPr>
-            <w:lang w:val="sw_KE" w:bidi="sw_KE"/>
-          </w:rPr>
-          <w:rPr>
-            <w:color w:val="0000EE"/>
-            <w:u w:val="single"/>
-          </w:rPr>
-          <w:t>4:11</w:t>
-        </w:r>
-      </w:hyperlink>
+      <w:r>
+        <w:rPr>
+          <w:lang w:val="sw_KE" w:bidi="sw_KE"/>
+        </w:rPr>
+        <w:t>Ezekieli 18:31–32</w:t>
+      </w:r>
+      <w:r>
+        <w:rPr>
+          <w:lang w:val="sw_KE" w:bidi="sw_KE"/>
+        </w:rPr>
+        <w:t xml:space="preserve">; </w:t>
+      </w:r>
+      <w:r>
+        <w:rPr>
+          <w:lang w:val="sw_KE" w:bidi="sw_KE"/>
+        </w:rPr>
+        <w:t>36:25–27</w:t>
+      </w:r>
+      <w:r>
+        <w:rPr>
+          <w:lang w:val="sw_KE" w:bidi="sw_KE"/>
+        </w:rPr>
+        <w:t xml:space="preserve">; </w:t>
+      </w:r>
+      <w:r>
+        <w:rPr>
+          <w:lang w:val="sw_KE" w:bidi="sw_KE"/>
+        </w:rPr>
+        <w:t>Warumi 2:28–29</w:t>
+      </w:r>
+      <w:r>
+        <w:rPr>
+          <w:lang w:val="sw_KE" w:bidi="sw_KE"/>
+        </w:rPr>
+        <w:t xml:space="preserve">; </w:t>
+      </w:r>
+      <w:r>
+        <w:rPr>
+          <w:lang w:val="sw_KE" w:bidi="sw_KE"/>
+        </w:rPr>
+        <w:t>4:11</w:t>
+      </w:r>
       <w:r>
         <w:rPr>
           <w:lang w:val="sw_KE" w:bidi="sw_KE"/>
@@ -983,144 +797,96 @@
         </w:rPr>
         <w:t>Wakati Yesu Kristo alipoanzisha agano jipya la Mungu, alitimiza mahitaji ya agano la zamani. Wakristo wa Mataifa hawahitaji tohara kwa sababu imani kwa Yesu inawafanya kuwa sehemu ya watu wa Mungu (</w:t>
       </w:r>
-      <w:hyperlink r:id="rId42">
-        <w:r>
-          <w:rPr>
-            <w:lang w:val="sw_KE" w:bidi="sw_KE"/>
-          </w:rPr>
-          <w:rPr>
-            <w:color w:val="0000EE"/>
-            <w:u w:val="single"/>
-          </w:rPr>
-          <w:t>Matendo 15:1–29</w:t>
-        </w:r>
-      </w:hyperlink>
-      <w:r>
-        <w:rPr>
-          <w:lang w:val="sw_KE" w:bidi="sw_KE"/>
-        </w:rPr>
-        <w:t xml:space="preserve">; </w:t>
-      </w:r>
-      <w:hyperlink r:id="rId43">
-        <w:r>
-          <w:rPr>
-            <w:lang w:val="sw_KE" w:bidi="sw_KE"/>
-          </w:rPr>
-          <w:rPr>
-            <w:color w:val="0000EE"/>
-            <w:u w:val="single"/>
-          </w:rPr>
-          <w:t>Warumi 2:25–29</w:t>
-        </w:r>
-      </w:hyperlink>
-      <w:r>
-        <w:rPr>
-          <w:lang w:val="sw_KE" w:bidi="sw_KE"/>
-        </w:rPr>
-        <w:t xml:space="preserve">; </w:t>
-      </w:r>
-      <w:hyperlink r:id="rId44">
-        <w:r>
-          <w:rPr>
-            <w:lang w:val="sw_KE" w:bidi="sw_KE"/>
-          </w:rPr>
-          <w:rPr>
-            <w:color w:val="0000EE"/>
-            <w:u w:val="single"/>
-          </w:rPr>
-          <w:t>Wagalatia 2:1–10</w:t>
-        </w:r>
-      </w:hyperlink>
-      <w:r>
-        <w:rPr>
-          <w:lang w:val="sw_KE" w:bidi="sw_KE"/>
-        </w:rPr>
-        <w:t xml:space="preserve">; </w:t>
-      </w:r>
-      <w:hyperlink r:id="rId45">
-        <w:r>
-          <w:rPr>
-            <w:lang w:val="sw_KE" w:bidi="sw_KE"/>
-          </w:rPr>
-          <w:rPr>
-            <w:color w:val="0000EE"/>
-            <w:u w:val="single"/>
-          </w:rPr>
-          <w:t>6:15</w:t>
-        </w:r>
-      </w:hyperlink>
-      <w:r>
-        <w:rPr>
-          <w:lang w:val="sw_KE" w:bidi="sw_KE"/>
-        </w:rPr>
-        <w:t xml:space="preserve">; </w:t>
-      </w:r>
-      <w:hyperlink r:id="rId46">
-        <w:r>
-          <w:rPr>
-            <w:lang w:val="sw_KE" w:bidi="sw_KE"/>
-          </w:rPr>
-          <w:rPr>
-            <w:color w:val="0000EE"/>
-            <w:u w:val="single"/>
-          </w:rPr>
-          <w:t>Wakolosai 2:11–12</w:t>
-        </w:r>
-      </w:hyperlink>
+      <w:r>
+        <w:rPr>
+          <w:lang w:val="sw_KE" w:bidi="sw_KE"/>
+        </w:rPr>
+        <w:t>Matendo 15:1–29</w:t>
+      </w:r>
+      <w:r>
+        <w:rPr>
+          <w:lang w:val="sw_KE" w:bidi="sw_KE"/>
+        </w:rPr>
+        <w:t xml:space="preserve">; </w:t>
+      </w:r>
+      <w:r>
+        <w:rPr>
+          <w:lang w:val="sw_KE" w:bidi="sw_KE"/>
+        </w:rPr>
+        <w:t>Warumi 2:25–29</w:t>
+      </w:r>
+      <w:r>
+        <w:rPr>
+          <w:lang w:val="sw_KE" w:bidi="sw_KE"/>
+        </w:rPr>
+        <w:t xml:space="preserve">; </w:t>
+      </w:r>
+      <w:r>
+        <w:rPr>
+          <w:lang w:val="sw_KE" w:bidi="sw_KE"/>
+        </w:rPr>
+        <w:t>Wagalatia 2:1–10</w:t>
+      </w:r>
+      <w:r>
+        <w:rPr>
+          <w:lang w:val="sw_KE" w:bidi="sw_KE"/>
+        </w:rPr>
+        <w:t xml:space="preserve">; </w:t>
+      </w:r>
+      <w:r>
+        <w:rPr>
+          <w:lang w:val="sw_KE" w:bidi="sw_KE"/>
+        </w:rPr>
+        <w:t>6:15</w:t>
+      </w:r>
+      <w:r>
+        <w:rPr>
+          <w:lang w:val="sw_KE" w:bidi="sw_KE"/>
+        </w:rPr>
+        <w:t xml:space="preserve">; </w:t>
+      </w:r>
+      <w:r>
+        <w:rPr>
+          <w:lang w:val="sw_KE" w:bidi="sw_KE"/>
+        </w:rPr>
+        <w:t>Wakolosai 2:11–12</w:t>
+      </w:r>
       <w:r>
         <w:rPr>
           <w:lang w:val="sw_KE" w:bidi="sw_KE"/>
         </w:rPr>
         <w:t xml:space="preserve">). Mtu lazima amwamini Mungu na ahadi zake, aache matendo ya dhambi na desturi za kidunia, na aishi maisha mapya kwa imani (tazama </w:t>
       </w:r>
-      <w:hyperlink r:id="rId47">
-        <w:r>
-          <w:rPr>
-            <w:lang w:val="sw_KE" w:bidi="sw_KE"/>
-          </w:rPr>
-          <w:rPr>
-            <w:color w:val="0000EE"/>
-            <w:u w:val="single"/>
-          </w:rPr>
-          <w:t>Yeremia 31:33–34</w:t>
-        </w:r>
-      </w:hyperlink>
-      <w:r>
-        <w:rPr>
-          <w:lang w:val="sw_KE" w:bidi="sw_KE"/>
-        </w:rPr>
-        <w:t xml:space="preserve">; </w:t>
-      </w:r>
-      <w:hyperlink r:id="rId48">
-        <w:r>
-          <w:rPr>
-            <w:lang w:val="sw_KE" w:bidi="sw_KE"/>
-          </w:rPr>
-          <w:rPr>
-            <w:color w:val="0000EE"/>
-            <w:u w:val="single"/>
-          </w:rPr>
-          <w:t>Warumi 8:1–17</w:t>
-        </w:r>
-      </w:hyperlink>
-      <w:r>
-        <w:rPr>
-          <w:lang w:val="sw_KE" w:bidi="sw_KE"/>
-        </w:rPr>
-        <w:t xml:space="preserve">; </w:t>
-      </w:r>
-      <w:hyperlink r:id="rId49">
-        <w:r>
-          <w:rPr>
-            <w:lang w:val="sw_KE" w:bidi="sw_KE"/>
-          </w:rPr>
-          <w:rPr>
-            <w:color w:val="0000EE"/>
-            <w:u w:val="single"/>
-          </w:rPr>
-          <w:t>Wagalatia 5:16–6:10</w:t>
-        </w:r>
-      </w:hyperlink>
+      <w:r>
+        <w:rPr>
+          <w:lang w:val="sw_KE" w:bidi="sw_KE"/>
+        </w:rPr>
+        <w:t>Yeremia 31:33–34</w:t>
+      </w:r>
+      <w:r>
+        <w:rPr>
+          <w:lang w:val="sw_KE" w:bidi="sw_KE"/>
+        </w:rPr>
+        <w:t xml:space="preserve">; </w:t>
+      </w:r>
+      <w:r>
+        <w:rPr>
+          <w:lang w:val="sw_KE" w:bidi="sw_KE"/>
+        </w:rPr>
+        <w:t>Warumi 8:1–17</w:t>
+      </w:r>
+      <w:r>
+        <w:rPr>
+          <w:lang w:val="sw_KE" w:bidi="sw_KE"/>
+        </w:rPr>
+        <w:t xml:space="preserve">; </w:t>
+      </w:r>
+      <w:r>
+        <w:rPr>
+          <w:lang w:val="sw_KE" w:bidi="sw_KE"/>
+        </w:rPr>
+        <w:t>Wagalatia 5:16–6:10</w:t>
+      </w:r>
       <w:r>
         <w:rPr>
           <w:lang w:val="sw_KE" w:bidi="sw_KE"/>
@@ -1150,414 +916,276 @@
           <w:lang w:val="sw_KE" w:bidi="sw_KE"/>
         </w:rPr>
       </w:r>
-      <w:hyperlink r:id="rId24">
-        <w:r>
-          <w:rPr>
-            <w:lang w:val="sw_KE" w:bidi="sw_KE"/>
-          </w:rPr>
-          <w:rPr>
-            <w:color w:val="0000EE"/>
-            <w:u w:val="single"/>
-          </w:rPr>
-          <w:t>Mwanzo 17:9–14</w:t>
-        </w:r>
-      </w:hyperlink>
+      <w:r>
+        <w:rPr>
+          <w:lang w:val="sw_KE" w:bidi="sw_KE"/>
+        </w:rPr>
+        <w:t>Mwanzo 17:9–14</w:t>
+      </w:r>
       <w:r>
         <w:rPr>
           <w:lang w:val="sw_KE" w:bidi="sw_KE"/>
         </w:rPr>
         <w:t xml:space="preserve">, </w:t>
       </w:r>
-      <w:hyperlink r:id="rId25">
-        <w:r>
-          <w:rPr>
-            <w:lang w:val="sw_KE" w:bidi="sw_KE"/>
-          </w:rPr>
-          <w:rPr>
-            <w:color w:val="0000EE"/>
-            <w:u w:val="single"/>
-          </w:rPr>
-          <w:t>23–27</w:t>
-        </w:r>
-      </w:hyperlink>
-      <w:r>
-        <w:rPr>
-          <w:lang w:val="sw_KE" w:bidi="sw_KE"/>
-        </w:rPr>
-        <w:t xml:space="preserve">; </w:t>
-      </w:r>
-      <w:hyperlink r:id="rId28">
-        <w:r>
-          <w:rPr>
-            <w:lang w:val="sw_KE" w:bidi="sw_KE"/>
-          </w:rPr>
-          <w:rPr>
-            <w:color w:val="0000EE"/>
-            <w:u w:val="single"/>
-          </w:rPr>
-          <w:t>21:4</w:t>
-        </w:r>
-      </w:hyperlink>
-      <w:r>
-        <w:rPr>
-          <w:lang w:val="sw_KE" w:bidi="sw_KE"/>
-        </w:rPr>
-        <w:t xml:space="preserve">; </w:t>
-      </w:r>
-      <w:hyperlink r:id="rId50">
-        <w:r>
-          <w:rPr>
-            <w:lang w:val="sw_KE" w:bidi="sw_KE"/>
-          </w:rPr>
-          <w:rPr>
-            <w:color w:val="0000EE"/>
-            <w:u w:val="single"/>
-          </w:rPr>
-          <w:t>34:1–26</w:t>
-        </w:r>
-      </w:hyperlink>
-      <w:r>
-        <w:rPr>
-          <w:lang w:val="sw_KE" w:bidi="sw_KE"/>
-        </w:rPr>
-        <w:t xml:space="preserve">; </w:t>
-      </w:r>
-      <w:hyperlink r:id="rId51">
-        <w:r>
-          <w:rPr>
-            <w:lang w:val="sw_KE" w:bidi="sw_KE"/>
-          </w:rPr>
-          <w:rPr>
-            <w:color w:val="0000EE"/>
-            <w:u w:val="single"/>
-          </w:rPr>
-          <w:t>Kutoka 4:24–26</w:t>
-        </w:r>
-      </w:hyperlink>
-      <w:r>
-        <w:rPr>
-          <w:lang w:val="sw_KE" w:bidi="sw_KE"/>
-        </w:rPr>
-        <w:t xml:space="preserve">; </w:t>
-      </w:r>
-      <w:hyperlink r:id="rId26">
-        <w:r>
-          <w:rPr>
-            <w:lang w:val="sw_KE" w:bidi="sw_KE"/>
-          </w:rPr>
-          <w:rPr>
-            <w:color w:val="0000EE"/>
-            <w:u w:val="single"/>
-          </w:rPr>
-          <w:t>12:48</w:t>
-        </w:r>
-      </w:hyperlink>
-      <w:r>
-        <w:rPr>
-          <w:lang w:val="sw_KE" w:bidi="sw_KE"/>
-        </w:rPr>
-        <w:t xml:space="preserve">; </w:t>
-      </w:r>
-      <w:hyperlink r:id="rId29">
-        <w:r>
-          <w:rPr>
-            <w:lang w:val="sw_KE" w:bidi="sw_KE"/>
-          </w:rPr>
-          <w:rPr>
-            <w:color w:val="0000EE"/>
-            <w:u w:val="single"/>
-          </w:rPr>
-          <w:t>Mambo ya Walawi 12:3</w:t>
-        </w:r>
-      </w:hyperlink>
-      <w:r>
-        <w:rPr>
-          <w:lang w:val="sw_KE" w:bidi="sw_KE"/>
-        </w:rPr>
-        <w:t xml:space="preserve">; </w:t>
-      </w:r>
-      <w:hyperlink r:id="rId52">
-        <w:r>
-          <w:rPr>
-            <w:lang w:val="sw_KE" w:bidi="sw_KE"/>
-          </w:rPr>
-          <w:rPr>
-            <w:color w:val="0000EE"/>
-            <w:u w:val="single"/>
-          </w:rPr>
-          <w:t>Yoshua 5:2–8</w:t>
-        </w:r>
-      </w:hyperlink>
-      <w:r>
-        <w:rPr>
-          <w:lang w:val="sw_KE" w:bidi="sw_KE"/>
-        </w:rPr>
-        <w:t xml:space="preserve">; </w:t>
-      </w:r>
-      <w:hyperlink r:id="rId19">
-        <w:r>
-          <w:rPr>
-            <w:lang w:val="sw_KE" w:bidi="sw_KE"/>
-          </w:rPr>
-          <w:rPr>
-            <w:color w:val="0000EE"/>
-            <w:u w:val="single"/>
-          </w:rPr>
-          <w:t>Yeremia 9:25–26</w:t>
-        </w:r>
-      </w:hyperlink>
-      <w:r>
-        <w:rPr>
-          <w:lang w:val="sw_KE" w:bidi="sw_KE"/>
-        </w:rPr>
-        <w:t xml:space="preserve">; </w:t>
-      </w:r>
-      <w:hyperlink r:id="rId53">
-        <w:r>
-          <w:rPr>
-            <w:lang w:val="sw_KE" w:bidi="sw_KE"/>
-          </w:rPr>
-          <w:rPr>
-            <w:color w:val="0000EE"/>
-            <w:u w:val="single"/>
-          </w:rPr>
-          <w:t>Ezekieli 44:7–9</w:t>
-        </w:r>
-      </w:hyperlink>
-      <w:r>
-        <w:rPr>
-          <w:lang w:val="sw_KE" w:bidi="sw_KE"/>
-        </w:rPr>
-        <w:t xml:space="preserve">; </w:t>
-      </w:r>
-      <w:hyperlink r:id="rId54">
-        <w:r>
-          <w:rPr>
-            <w:lang w:val="sw_KE" w:bidi="sw_KE"/>
-          </w:rPr>
-          <w:rPr>
-            <w:color w:val="0000EE"/>
-            <w:u w:val="single"/>
-          </w:rPr>
-          <w:t>Luka 1:59</w:t>
-        </w:r>
-      </w:hyperlink>
-      <w:r>
-        <w:rPr>
-          <w:lang w:val="sw_KE" w:bidi="sw_KE"/>
-        </w:rPr>
-        <w:t xml:space="preserve">; </w:t>
-      </w:r>
-      <w:hyperlink r:id="rId55">
-        <w:r>
-          <w:rPr>
-            <w:lang w:val="sw_KE" w:bidi="sw_KE"/>
-          </w:rPr>
-          <w:rPr>
-            <w:color w:val="0000EE"/>
-            <w:u w:val="single"/>
-          </w:rPr>
-          <w:t>2:21</w:t>
-        </w:r>
-      </w:hyperlink>
-      <w:r>
-        <w:rPr>
-          <w:lang w:val="sw_KE" w:bidi="sw_KE"/>
-        </w:rPr>
-        <w:t xml:space="preserve">; </w:t>
-      </w:r>
-      <w:hyperlink r:id="rId56">
-        <w:r>
-          <w:rPr>
-            <w:lang w:val="sw_KE" w:bidi="sw_KE"/>
-          </w:rPr>
-          <w:rPr>
-            <w:color w:val="0000EE"/>
-            <w:u w:val="single"/>
-          </w:rPr>
-          <w:t>Matendo 15:1–31</w:t>
-        </w:r>
-      </w:hyperlink>
-      <w:r>
-        <w:rPr>
-          <w:lang w:val="sw_KE" w:bidi="sw_KE"/>
-        </w:rPr>
-        <w:t xml:space="preserve">; </w:t>
-      </w:r>
-      <w:hyperlink r:id="rId57">
-        <w:r>
-          <w:rPr>
-            <w:lang w:val="sw_KE" w:bidi="sw_KE"/>
-          </w:rPr>
-          <w:rPr>
-            <w:color w:val="0000EE"/>
-            <w:u w:val="single"/>
-          </w:rPr>
-          <w:t>16:1–5</w:t>
-        </w:r>
-      </w:hyperlink>
-      <w:r>
-        <w:rPr>
-          <w:lang w:val="sw_KE" w:bidi="sw_KE"/>
-        </w:rPr>
-        <w:t xml:space="preserve">; </w:t>
-      </w:r>
-      <w:hyperlink r:id="rId43">
-        <w:r>
-          <w:rPr>
-            <w:lang w:val="sw_KE" w:bidi="sw_KE"/>
-          </w:rPr>
-          <w:rPr>
-            <w:color w:val="0000EE"/>
-            <w:u w:val="single"/>
-          </w:rPr>
-          <w:t>Warumi 2:25–29</w:t>
-        </w:r>
-      </w:hyperlink>
-      <w:r>
-        <w:rPr>
-          <w:lang w:val="sw_KE" w:bidi="sw_KE"/>
-        </w:rPr>
-        <w:t xml:space="preserve">; </w:t>
-      </w:r>
-      <w:hyperlink r:id="rId58">
-        <w:r>
-          <w:rPr>
-            <w:lang w:val="sw_KE" w:bidi="sw_KE"/>
-          </w:rPr>
-          <w:rPr>
-            <w:color w:val="0000EE"/>
-            <w:u w:val="single"/>
-          </w:rPr>
-          <w:t>1 Wakorintho 7:17–19</w:t>
-        </w:r>
-      </w:hyperlink>
-      <w:r>
-        <w:rPr>
-          <w:lang w:val="sw_KE" w:bidi="sw_KE"/>
-        </w:rPr>
-        <w:t xml:space="preserve">; </w:t>
-      </w:r>
-      <w:hyperlink r:id="rId59">
-        <w:r>
-          <w:rPr>
-            <w:lang w:val="sw_KE" w:bidi="sw_KE"/>
-          </w:rPr>
-          <w:rPr>
-            <w:color w:val="0000EE"/>
-            <w:u w:val="single"/>
-          </w:rPr>
-          <w:t>Wagalatia 5:1–6</w:t>
-        </w:r>
-      </w:hyperlink>
+      <w:r>
+        <w:rPr>
+          <w:lang w:val="sw_KE" w:bidi="sw_KE"/>
+        </w:rPr>
+        <w:t>23–27</w:t>
+      </w:r>
+      <w:r>
+        <w:rPr>
+          <w:lang w:val="sw_KE" w:bidi="sw_KE"/>
+        </w:rPr>
+        <w:t xml:space="preserve">; </w:t>
+      </w:r>
+      <w:r>
+        <w:rPr>
+          <w:lang w:val="sw_KE" w:bidi="sw_KE"/>
+        </w:rPr>
+        <w:t>21:4</w:t>
+      </w:r>
+      <w:r>
+        <w:rPr>
+          <w:lang w:val="sw_KE" w:bidi="sw_KE"/>
+        </w:rPr>
+        <w:t xml:space="preserve">; </w:t>
+      </w:r>
+      <w:r>
+        <w:rPr>
+          <w:lang w:val="sw_KE" w:bidi="sw_KE"/>
+        </w:rPr>
+        <w:t>34:1–26</w:t>
+      </w:r>
+      <w:r>
+        <w:rPr>
+          <w:lang w:val="sw_KE" w:bidi="sw_KE"/>
+        </w:rPr>
+        <w:t xml:space="preserve">; </w:t>
+      </w:r>
+      <w:r>
+        <w:rPr>
+          <w:lang w:val="sw_KE" w:bidi="sw_KE"/>
+        </w:rPr>
+        <w:t>Kutoka 4:24–26</w:t>
+      </w:r>
+      <w:r>
+        <w:rPr>
+          <w:lang w:val="sw_KE" w:bidi="sw_KE"/>
+        </w:rPr>
+        <w:t xml:space="preserve">; </w:t>
+      </w:r>
+      <w:r>
+        <w:rPr>
+          <w:lang w:val="sw_KE" w:bidi="sw_KE"/>
+        </w:rPr>
+        <w:t>12:48</w:t>
+      </w:r>
+      <w:r>
+        <w:rPr>
+          <w:lang w:val="sw_KE" w:bidi="sw_KE"/>
+        </w:rPr>
+        <w:t xml:space="preserve">; </w:t>
+      </w:r>
+      <w:r>
+        <w:rPr>
+          <w:lang w:val="sw_KE" w:bidi="sw_KE"/>
+        </w:rPr>
+        <w:t>Mambo ya Walawi 12:3</w:t>
+      </w:r>
+      <w:r>
+        <w:rPr>
+          <w:lang w:val="sw_KE" w:bidi="sw_KE"/>
+        </w:rPr>
+        <w:t xml:space="preserve">; </w:t>
+      </w:r>
+      <w:r>
+        <w:rPr>
+          <w:lang w:val="sw_KE" w:bidi="sw_KE"/>
+        </w:rPr>
+        <w:t>Yoshua 5:2–8</w:t>
+      </w:r>
+      <w:r>
+        <w:rPr>
+          <w:lang w:val="sw_KE" w:bidi="sw_KE"/>
+        </w:rPr>
+        <w:t xml:space="preserve">; </w:t>
+      </w:r>
+      <w:r>
+        <w:rPr>
+          <w:lang w:val="sw_KE" w:bidi="sw_KE"/>
+        </w:rPr>
+        <w:t>Yeremia 9:25–26</w:t>
+      </w:r>
+      <w:r>
+        <w:rPr>
+          <w:lang w:val="sw_KE" w:bidi="sw_KE"/>
+        </w:rPr>
+        <w:t xml:space="preserve">; </w:t>
+      </w:r>
+      <w:r>
+        <w:rPr>
+          <w:lang w:val="sw_KE" w:bidi="sw_KE"/>
+        </w:rPr>
+        <w:t>Ezekieli 44:7–9</w:t>
+      </w:r>
+      <w:r>
+        <w:rPr>
+          <w:lang w:val="sw_KE" w:bidi="sw_KE"/>
+        </w:rPr>
+        <w:t xml:space="preserve">; </w:t>
+      </w:r>
+      <w:r>
+        <w:rPr>
+          <w:lang w:val="sw_KE" w:bidi="sw_KE"/>
+        </w:rPr>
+        <w:t>Luka 1:59</w:t>
+      </w:r>
+      <w:r>
+        <w:rPr>
+          <w:lang w:val="sw_KE" w:bidi="sw_KE"/>
+        </w:rPr>
+        <w:t xml:space="preserve">; </w:t>
+      </w:r>
+      <w:r>
+        <w:rPr>
+          <w:lang w:val="sw_KE" w:bidi="sw_KE"/>
+        </w:rPr>
+        <w:t>2:21</w:t>
+      </w:r>
+      <w:r>
+        <w:rPr>
+          <w:lang w:val="sw_KE" w:bidi="sw_KE"/>
+        </w:rPr>
+        <w:t xml:space="preserve">; </w:t>
+      </w:r>
+      <w:r>
+        <w:rPr>
+          <w:lang w:val="sw_KE" w:bidi="sw_KE"/>
+        </w:rPr>
+        <w:t>Matendo 15:1–31</w:t>
+      </w:r>
+      <w:r>
+        <w:rPr>
+          <w:lang w:val="sw_KE" w:bidi="sw_KE"/>
+        </w:rPr>
+        <w:t xml:space="preserve">; </w:t>
+      </w:r>
+      <w:r>
+        <w:rPr>
+          <w:lang w:val="sw_KE" w:bidi="sw_KE"/>
+        </w:rPr>
+        <w:t>16:1–5</w:t>
+      </w:r>
+      <w:r>
+        <w:rPr>
+          <w:lang w:val="sw_KE" w:bidi="sw_KE"/>
+        </w:rPr>
+        <w:t xml:space="preserve">; </w:t>
+      </w:r>
+      <w:r>
+        <w:rPr>
+          <w:lang w:val="sw_KE" w:bidi="sw_KE"/>
+        </w:rPr>
+        <w:t>Warumi 2:25–29</w:t>
+      </w:r>
+      <w:r>
+        <w:rPr>
+          <w:lang w:val="sw_KE" w:bidi="sw_KE"/>
+        </w:rPr>
+        <w:t xml:space="preserve">; </w:t>
+      </w:r>
+      <w:r>
+        <w:rPr>
+          <w:lang w:val="sw_KE" w:bidi="sw_KE"/>
+        </w:rPr>
+        <w:t>1 Wakorintho 7:17–19</w:t>
+      </w:r>
+      <w:r>
+        <w:rPr>
+          <w:lang w:val="sw_KE" w:bidi="sw_KE"/>
+        </w:rPr>
+        <w:t xml:space="preserve">; </w:t>
+      </w:r>
+      <w:r>
+        <w:rPr>
+          <w:lang w:val="sw_KE" w:bidi="sw_KE"/>
+        </w:rPr>
+        <w:t>Wagalatia 5:1–6</w:t>
+      </w:r>
       <w:r>
         <w:rPr>
           <w:lang w:val="sw_KE" w:bidi="sw_KE"/>
         </w:rPr>
         <w:t xml:space="preserve">, </w:t>
       </w:r>
-      <w:hyperlink r:id="rId60">
-        <w:r>
-          <w:rPr>
-            <w:lang w:val="sw_KE" w:bidi="sw_KE"/>
-          </w:rPr>
-          <w:rPr>
-            <w:color w:val="0000EE"/>
-            <w:u w:val="single"/>
-          </w:rPr>
-          <w:t>11–12</w:t>
-        </w:r>
-      </w:hyperlink>
-      <w:r>
-        <w:rPr>
-          <w:lang w:val="sw_KE" w:bidi="sw_KE"/>
-        </w:rPr>
-        <w:t xml:space="preserve">; </w:t>
-      </w:r>
-      <w:hyperlink r:id="rId61">
-        <w:r>
-          <w:rPr>
-            <w:lang w:val="sw_KE" w:bidi="sw_KE"/>
-          </w:rPr>
-          <w:rPr>
-            <w:color w:val="0000EE"/>
-            <w:u w:val="single"/>
-          </w:rPr>
-          <w:t>6:12–16</w:t>
-        </w:r>
-      </w:hyperlink>
-      <w:r>
-        <w:rPr>
-          <w:lang w:val="sw_KE" w:bidi="sw_KE"/>
-        </w:rPr>
-        <w:t xml:space="preserve">; </w:t>
-      </w:r>
-      <w:hyperlink r:id="rId62">
-        <w:r>
-          <w:rPr>
-            <w:lang w:val="sw_KE" w:bidi="sw_KE"/>
-          </w:rPr>
-          <w:rPr>
-            <w:color w:val="0000EE"/>
-            <w:u w:val="single"/>
-          </w:rPr>
-          <w:t>Waefeso 2:11–18</w:t>
-        </w:r>
-      </w:hyperlink>
-      <w:r>
-        <w:rPr>
-          <w:lang w:val="sw_KE" w:bidi="sw_KE"/>
-        </w:rPr>
-        <w:t xml:space="preserve">; </w:t>
-      </w:r>
-      <w:hyperlink r:id="rId63">
-        <w:r>
-          <w:rPr>
-            <w:lang w:val="sw_KE" w:bidi="sw_KE"/>
-          </w:rPr>
-          <w:rPr>
-            <w:color w:val="0000EE"/>
-            <w:u w:val="single"/>
-          </w:rPr>
-          <w:t>Wafilipi 3:2–7</w:t>
-        </w:r>
-      </w:hyperlink>
-      <w:r>
-        <w:rPr>
-          <w:lang w:val="sw_KE" w:bidi="sw_KE"/>
-        </w:rPr>
-        <w:t xml:space="preserve">; </w:t>
-      </w:r>
-      <w:hyperlink r:id="rId64">
-        <w:r>
-          <w:rPr>
-            <w:lang w:val="sw_KE" w:bidi="sw_KE"/>
-          </w:rPr>
-          <w:rPr>
-            <w:color w:val="0000EE"/>
-            <w:u w:val="single"/>
-          </w:rPr>
-          <w:t>Wakolosai 2:11</w:t>
-        </w:r>
-      </w:hyperlink>
-      <w:r>
-        <w:rPr>
-          <w:lang w:val="sw_KE" w:bidi="sw_KE"/>
-        </w:rPr>
-        <w:t xml:space="preserve">; </w:t>
-      </w:r>
-      <w:hyperlink r:id="rId65">
-        <w:r>
-          <w:rPr>
-            <w:lang w:val="sw_KE" w:bidi="sw_KE"/>
-          </w:rPr>
-          <w:rPr>
-            <w:color w:val="0000EE"/>
-            <w:u w:val="single"/>
-          </w:rPr>
-          <w:t>3:11</w:t>
-        </w:r>
-      </w:hyperlink>
+      <w:r>
+        <w:rPr>
+          <w:lang w:val="sw_KE" w:bidi="sw_KE"/>
+        </w:rPr>
+        <w:t>11–12</w:t>
+      </w:r>
+      <w:r>
+        <w:rPr>
+          <w:lang w:val="sw_KE" w:bidi="sw_KE"/>
+        </w:rPr>
+        <w:t xml:space="preserve">; </w:t>
+      </w:r>
+      <w:r>
+        <w:rPr>
+          <w:lang w:val="sw_KE" w:bidi="sw_KE"/>
+        </w:rPr>
+        <w:t>6:12–16</w:t>
+      </w:r>
+      <w:r>
+        <w:rPr>
+          <w:lang w:val="sw_KE" w:bidi="sw_KE"/>
+        </w:rPr>
+        <w:t xml:space="preserve">; </w:t>
+      </w:r>
+      <w:r>
+        <w:rPr>
+          <w:lang w:val="sw_KE" w:bidi="sw_KE"/>
+        </w:rPr>
+        <w:t>Waefeso 2:11–18</w:t>
+      </w:r>
+      <w:r>
+        <w:rPr>
+          <w:lang w:val="sw_KE" w:bidi="sw_KE"/>
+        </w:rPr>
+        <w:t xml:space="preserve">; </w:t>
+      </w:r>
+      <w:r>
+        <w:rPr>
+          <w:lang w:val="sw_KE" w:bidi="sw_KE"/>
+        </w:rPr>
+        <w:t>Wafilipi 3:2–7</w:t>
+      </w:r>
+      <w:r>
+        <w:rPr>
+          <w:lang w:val="sw_KE" w:bidi="sw_KE"/>
+        </w:rPr>
+        <w:t xml:space="preserve">; </w:t>
+      </w:r>
+      <w:r>
+        <w:rPr>
+          <w:lang w:val="sw_KE" w:bidi="sw_KE"/>
+        </w:rPr>
+        <w:t>Wakolosai 2:11</w:t>
+      </w:r>
+      <w:r>
+        <w:rPr>
+          <w:lang w:val="sw_KE" w:bidi="sw_KE"/>
+        </w:rPr>
+        <w:t xml:space="preserve">; </w:t>
+      </w:r>
+      <w:r>
+        <w:rPr>
+          <w:lang w:val="sw_KE" w:bidi="sw_KE"/>
+        </w:rPr>
+        <w:t>3:11</w:t>
+      </w:r>
       <w:r>
         <w:rPr>
           <w:lang w:val="sw_KE" w:bidi="sw_KE"/>
@@ -1606,162 +1234,108 @@
         </w:rPr>
         <w:t xml:space="preserve">Tohara, ambayo ni kuondoa govi la mwanaume, ilikuwa ya kawaida katika Mashariki ya Karibu ya kale (tazama </w:t>
       </w:r>
-      <w:hyperlink r:id="rId19">
-        <w:r>
-          <w:rPr>
-            <w:lang w:val="sw_KE" w:bidi="sw_KE"/>
-          </w:rPr>
-          <w:rPr>
-            <w:color w:val="0000EE"/>
-            <w:u w:val="single"/>
-          </w:rPr>
-          <w:t>Yeremia 9:25–26</w:t>
-        </w:r>
-      </w:hyperlink>
+      <w:r>
+        <w:rPr>
+          <w:lang w:val="sw_KE" w:bidi="sw_KE"/>
+        </w:rPr>
+        <w:t>Yeremia 9:25–26</w:t>
+      </w:r>
       <w:r>
         <w:rPr>
           <w:lang w:val="sw_KE" w:bidi="sw_KE"/>
         </w:rPr>
         <w:t>). Kwa Wayahudi, ilikuwa na umuhimu wa kidini kama ishara ya agano (makubaliano maalum) ambayo Mungu alifanya na watu wa Israeli (</w:t>
       </w:r>
-      <w:hyperlink r:id="rId24">
-        <w:r>
-          <w:rPr>
-            <w:lang w:val="sw_KE" w:bidi="sw_KE"/>
-          </w:rPr>
-          <w:rPr>
-            <w:color w:val="0000EE"/>
-            <w:u w:val="single"/>
-          </w:rPr>
-          <w:t>Mwanzo 17:9–14</w:t>
-        </w:r>
-      </w:hyperlink>
-      <w:r>
-        <w:rPr>
-          <w:lang w:val="sw_KE" w:bidi="sw_KE"/>
-        </w:rPr>
-        <w:t xml:space="preserve">; </w:t>
-      </w:r>
-      <w:hyperlink r:id="rId66">
-        <w:r>
-          <w:rPr>
-            <w:lang w:val="sw_KE" w:bidi="sw_KE"/>
-          </w:rPr>
-          <w:rPr>
-            <w:color w:val="0000EE"/>
-            <w:u w:val="single"/>
-          </w:rPr>
-          <w:t>Yoshua 5:2</w:t>
-        </w:r>
-      </w:hyperlink>
-      <w:r>
-        <w:rPr>
-          <w:lang w:val="sw_KE" w:bidi="sw_KE"/>
-        </w:rPr>
-        <w:t xml:space="preserve">; </w:t>
-      </w:r>
-      <w:hyperlink r:id="rId67">
-        <w:r>
-          <w:rPr>
-            <w:lang w:val="sw_KE" w:bidi="sw_KE"/>
-          </w:rPr>
-          <w:rPr>
-            <w:color w:val="0000EE"/>
-            <w:u w:val="single"/>
-          </w:rPr>
-          <w:t>Yohana 7:22</w:t>
-        </w:r>
-      </w:hyperlink>
-      <w:r>
-        <w:rPr>
-          <w:lang w:val="sw_KE" w:bidi="sw_KE"/>
-        </w:rPr>
-        <w:t xml:space="preserve">; </w:t>
-      </w:r>
-      <w:hyperlink r:id="rId68">
-        <w:r>
-          <w:rPr>
-            <w:lang w:val="sw_KE" w:bidi="sw_KE"/>
-          </w:rPr>
-          <w:rPr>
-            <w:color w:val="0000EE"/>
-            <w:u w:val="single"/>
-          </w:rPr>
-          <w:t>Matendo 7:8</w:t>
-        </w:r>
-      </w:hyperlink>
+      <w:r>
+        <w:rPr>
+          <w:lang w:val="sw_KE" w:bidi="sw_KE"/>
+        </w:rPr>
+        <w:t>Mwanzo 17:9–14</w:t>
+      </w:r>
+      <w:r>
+        <w:rPr>
+          <w:lang w:val="sw_KE" w:bidi="sw_KE"/>
+        </w:rPr>
+        <w:t xml:space="preserve">; </w:t>
+      </w:r>
+      <w:r>
+        <w:rPr>
+          <w:lang w:val="sw_KE" w:bidi="sw_KE"/>
+        </w:rPr>
+        <w:t>Yoshua 5:2</w:t>
+      </w:r>
+      <w:r>
+        <w:rPr>
+          <w:lang w:val="sw_KE" w:bidi="sw_KE"/>
+        </w:rPr>
+        <w:t xml:space="preserve">; </w:t>
+      </w:r>
+      <w:r>
+        <w:rPr>
+          <w:lang w:val="sw_KE" w:bidi="sw_KE"/>
+        </w:rPr>
+        <w:t>Yohana 7:22</w:t>
+      </w:r>
+      <w:r>
+        <w:rPr>
+          <w:lang w:val="sw_KE" w:bidi="sw_KE"/>
+        </w:rPr>
+        <w:t xml:space="preserve">; </w:t>
+      </w:r>
+      <w:r>
+        <w:rPr>
+          <w:lang w:val="sw_KE" w:bidi="sw_KE"/>
+        </w:rPr>
+        <w:t>Matendo 7:8</w:t>
+      </w:r>
       <w:r>
         <w:rPr>
           <w:lang w:val="sw_KE" w:bidi="sw_KE"/>
         </w:rPr>
         <w:t>; Siraki 44:20). Kawaida walifanya hivyo siku ya nane baada ya kuzaliwa kwa mtoto wa kiume (</w:t>
       </w:r>
-      <w:hyperlink r:id="rId69">
-        <w:r>
-          <w:rPr>
-            <w:lang w:val="sw_KE" w:bidi="sw_KE"/>
-          </w:rPr>
-          <w:rPr>
-            <w:color w:val="0000EE"/>
-            <w:u w:val="single"/>
-          </w:rPr>
-          <w:t>Mwanzo 17:12</w:t>
-        </w:r>
-      </w:hyperlink>
-      <w:r>
-        <w:rPr>
-          <w:lang w:val="sw_KE" w:bidi="sw_KE"/>
-        </w:rPr>
-        <w:t xml:space="preserve">; </w:t>
-      </w:r>
-      <w:hyperlink r:id="rId29">
-        <w:r>
-          <w:rPr>
-            <w:lang w:val="sw_KE" w:bidi="sw_KE"/>
-          </w:rPr>
-          <w:rPr>
-            <w:color w:val="0000EE"/>
-            <w:u w:val="single"/>
-          </w:rPr>
-          <w:t>Mambo ya Walawi 12:3</w:t>
-        </w:r>
-      </w:hyperlink>
-      <w:r>
-        <w:rPr>
-          <w:lang w:val="sw_KE" w:bidi="sw_KE"/>
-        </w:rPr>
-        <w:t xml:space="preserve">; </w:t>
-      </w:r>
-      <w:hyperlink r:id="rId54">
-        <w:r>
-          <w:rPr>
-            <w:lang w:val="sw_KE" w:bidi="sw_KE"/>
-          </w:rPr>
-          <w:rPr>
-            <w:color w:val="0000EE"/>
-            <w:u w:val="single"/>
-          </w:rPr>
-          <w:t>Luka 1:59</w:t>
-        </w:r>
-      </w:hyperlink>
-      <w:r>
-        <w:rPr>
-          <w:lang w:val="sw_KE" w:bidi="sw_KE"/>
-        </w:rPr>
-        <w:t xml:space="preserve">; </w:t>
-      </w:r>
-      <w:hyperlink r:id="rId68">
-        <w:r>
-          <w:rPr>
-            <w:lang w:val="sw_KE" w:bidi="sw_KE"/>
-          </w:rPr>
-          <w:rPr>
-            <w:color w:val="0000EE"/>
-            <w:u w:val="single"/>
-          </w:rPr>
-          <w:t>Matendo 7:8</w:t>
-        </w:r>
-      </w:hyperlink>
+      <w:r>
+        <w:rPr>
+          <w:lang w:val="sw_KE" w:bidi="sw_KE"/>
+        </w:rPr>
+        <w:t>Mwanzo 17:12</w:t>
+      </w:r>
+      <w:r>
+        <w:rPr>
+          <w:lang w:val="sw_KE" w:bidi="sw_KE"/>
+        </w:rPr>
+        <w:t xml:space="preserve">; </w:t>
+      </w:r>
+      <w:r>
+        <w:rPr>
+          <w:lang w:val="sw_KE" w:bidi="sw_KE"/>
+        </w:rPr>
+        <w:t>Mambo ya Walawi 12:3</w:t>
+      </w:r>
+      <w:r>
+        <w:rPr>
+          <w:lang w:val="sw_KE" w:bidi="sw_KE"/>
+        </w:rPr>
+        <w:t xml:space="preserve">; </w:t>
+      </w:r>
+      <w:r>
+        <w:rPr>
+          <w:lang w:val="sw_KE" w:bidi="sw_KE"/>
+        </w:rPr>
+        <w:t>Luka 1:59</w:t>
+      </w:r>
+      <w:r>
+        <w:rPr>
+          <w:lang w:val="sw_KE" w:bidi="sw_KE"/>
+        </w:rPr>
+        <w:t xml:space="preserve">; </w:t>
+      </w:r>
+      <w:r>
+        <w:rPr>
+          <w:lang w:val="sw_KE" w:bidi="sw_KE"/>
+        </w:rPr>
+        <w:t>Matendo 7:8</w:t>
+      </w:r>
       <w:r>
         <w:rPr>
           <w:lang w:val="sw_KE" w:bidi="sw_KE"/>
@@ -1782,288 +1356,192 @@
         </w:rPr>
         <w:t>Agano Jipya linataja tohara ya Yohana Mbatizaji, Yesu, na mitume Paulo na Timotheo (</w:t>
       </w:r>
-      <w:hyperlink r:id="rId54">
-        <w:r>
-          <w:rPr>
-            <w:lang w:val="sw_KE" w:bidi="sw_KE"/>
-          </w:rPr>
-          <w:rPr>
-            <w:color w:val="0000EE"/>
-            <w:u w:val="single"/>
-          </w:rPr>
-          <w:t>Luka 1:59</w:t>
-        </w:r>
-      </w:hyperlink>
-      <w:r>
-        <w:rPr>
-          <w:lang w:val="sw_KE" w:bidi="sw_KE"/>
-        </w:rPr>
-        <w:t xml:space="preserve">; </w:t>
-      </w:r>
-      <w:hyperlink r:id="rId55">
-        <w:r>
-          <w:rPr>
-            <w:lang w:val="sw_KE" w:bidi="sw_KE"/>
-          </w:rPr>
-          <w:rPr>
-            <w:color w:val="0000EE"/>
-            <w:u w:val="single"/>
-          </w:rPr>
-          <w:t>2:21</w:t>
-        </w:r>
-      </w:hyperlink>
-      <w:r>
-        <w:rPr>
-          <w:lang w:val="sw_KE" w:bidi="sw_KE"/>
-        </w:rPr>
-        <w:t xml:space="preserve">; </w:t>
-      </w:r>
-      <w:hyperlink r:id="rId70">
-        <w:r>
-          <w:rPr>
-            <w:lang w:val="sw_KE" w:bidi="sw_KE"/>
-          </w:rPr>
-          <w:rPr>
-            <w:color w:val="0000EE"/>
-            <w:u w:val="single"/>
-          </w:rPr>
-          <w:t>Matendo 16:2–3</w:t>
-        </w:r>
-      </w:hyperlink>
-      <w:r>
-        <w:rPr>
-          <w:lang w:val="sw_KE" w:bidi="sw_KE"/>
-        </w:rPr>
-        <w:t xml:space="preserve">; </w:t>
-      </w:r>
-      <w:hyperlink r:id="rId71">
-        <w:r>
-          <w:rPr>
-            <w:lang w:val="sw_KE" w:bidi="sw_KE"/>
-          </w:rPr>
-          <w:rPr>
-            <w:color w:val="0000EE"/>
-            <w:u w:val="single"/>
-          </w:rPr>
-          <w:t>Wafilipi 3:5</w:t>
-        </w:r>
-      </w:hyperlink>
+      <w:r>
+        <w:rPr>
+          <w:lang w:val="sw_KE" w:bidi="sw_KE"/>
+        </w:rPr>
+        <w:t>Luka 1:59</w:t>
+      </w:r>
+      <w:r>
+        <w:rPr>
+          <w:lang w:val="sw_KE" w:bidi="sw_KE"/>
+        </w:rPr>
+        <w:t xml:space="preserve">; </w:t>
+      </w:r>
+      <w:r>
+        <w:rPr>
+          <w:lang w:val="sw_KE" w:bidi="sw_KE"/>
+        </w:rPr>
+        <w:t>2:21</w:t>
+      </w:r>
+      <w:r>
+        <w:rPr>
+          <w:lang w:val="sw_KE" w:bidi="sw_KE"/>
+        </w:rPr>
+        <w:t xml:space="preserve">; </w:t>
+      </w:r>
+      <w:r>
+        <w:rPr>
+          <w:lang w:val="sw_KE" w:bidi="sw_KE"/>
+        </w:rPr>
+        <w:t>Matendo 16:2–3</w:t>
+      </w:r>
+      <w:r>
+        <w:rPr>
+          <w:lang w:val="sw_KE" w:bidi="sw_KE"/>
+        </w:rPr>
+        <w:t xml:space="preserve">; </w:t>
+      </w:r>
+      <w:r>
+        <w:rPr>
+          <w:lang w:val="sw_KE" w:bidi="sw_KE"/>
+        </w:rPr>
+        <w:t>Wafilipi 3:5</w:t>
+      </w:r>
       <w:r>
         <w:rPr>
           <w:lang w:val="sw_KE" w:bidi="sw_KE"/>
         </w:rPr>
         <w:t>). Tohara pia ikawa ishara ya upyaisho wa uhusiano wa mtu na Mungu (</w:t>
       </w:r>
-      <w:hyperlink r:id="rId72">
-        <w:r>
-          <w:rPr>
-            <w:lang w:val="sw_KE" w:bidi="sw_KE"/>
-          </w:rPr>
-          <w:rPr>
-            <w:color w:val="0000EE"/>
-            <w:u w:val="single"/>
-          </w:rPr>
-          <w:t>Kumbukumbu la Torati 10:16</w:t>
-        </w:r>
-      </w:hyperlink>
-      <w:r>
-        <w:rPr>
-          <w:lang w:val="sw_KE" w:bidi="sw_KE"/>
-        </w:rPr>
-        <w:t xml:space="preserve">; </w:t>
-      </w:r>
-      <w:hyperlink r:id="rId34">
-        <w:r>
-          <w:rPr>
-            <w:lang w:val="sw_KE" w:bidi="sw_KE"/>
-          </w:rPr>
-          <w:rPr>
-            <w:color w:val="0000EE"/>
-            <w:u w:val="single"/>
-          </w:rPr>
-          <w:t>30:6</w:t>
-        </w:r>
-      </w:hyperlink>
-      <w:r>
-        <w:rPr>
-          <w:lang w:val="sw_KE" w:bidi="sw_KE"/>
-        </w:rPr>
-        <w:t xml:space="preserve">; </w:t>
-      </w:r>
-      <w:hyperlink r:id="rId35">
-        <w:r>
-          <w:rPr>
-            <w:lang w:val="sw_KE" w:bidi="sw_KE"/>
-          </w:rPr>
-          <w:rPr>
-            <w:color w:val="0000EE"/>
-            <w:u w:val="single"/>
-          </w:rPr>
-          <w:t>Yeremia 4:4</w:t>
-        </w:r>
-      </w:hyperlink>
-      <w:r>
-        <w:rPr>
-          <w:lang w:val="sw_KE" w:bidi="sw_KE"/>
-        </w:rPr>
-        <w:t xml:space="preserve">; </w:t>
-      </w:r>
-      <w:hyperlink r:id="rId40">
-        <w:r>
-          <w:rPr>
-            <w:lang w:val="sw_KE" w:bidi="sw_KE"/>
-          </w:rPr>
-          <w:rPr>
-            <w:color w:val="0000EE"/>
-            <w:u w:val="single"/>
-          </w:rPr>
-          <w:t>Warumi 2:28–29</w:t>
-        </w:r>
-      </w:hyperlink>
+      <w:r>
+        <w:rPr>
+          <w:lang w:val="sw_KE" w:bidi="sw_KE"/>
+        </w:rPr>
+        <w:t>Kumbukumbu la Torati 10:16</w:t>
+      </w:r>
+      <w:r>
+        <w:rPr>
+          <w:lang w:val="sw_KE" w:bidi="sw_KE"/>
+        </w:rPr>
+        <w:t xml:space="preserve">; </w:t>
+      </w:r>
+      <w:r>
+        <w:rPr>
+          <w:lang w:val="sw_KE" w:bidi="sw_KE"/>
+        </w:rPr>
+        <w:t>30:6</w:t>
+      </w:r>
+      <w:r>
+        <w:rPr>
+          <w:lang w:val="sw_KE" w:bidi="sw_KE"/>
+        </w:rPr>
+        <w:t xml:space="preserve">; </w:t>
+      </w:r>
+      <w:r>
+        <w:rPr>
+          <w:lang w:val="sw_KE" w:bidi="sw_KE"/>
+        </w:rPr>
+        <w:t>Yeremia 4:4</w:t>
+      </w:r>
+      <w:r>
+        <w:rPr>
+          <w:lang w:val="sw_KE" w:bidi="sw_KE"/>
+        </w:rPr>
+        <w:t xml:space="preserve">; </w:t>
+      </w:r>
+      <w:r>
+        <w:rPr>
+          <w:lang w:val="sw_KE" w:bidi="sw_KE"/>
+        </w:rPr>
+        <w:t>Warumi 2:28–29</w:t>
+      </w:r>
       <w:r>
         <w:rPr>
           <w:lang w:val="sw_KE" w:bidi="sw_KE"/>
         </w:rPr>
         <w:t>). Mwishoni mwa miaka ya 40 Baada ya Kristo (BK), baadhi ya Wakristo wa Kiyahudi walitaka Wakristo wa Mataifa (wasio Wayahudi) wafanyiwe tohara (</w:t>
       </w:r>
-      <w:hyperlink r:id="rId73">
-        <w:r>
-          <w:rPr>
-            <w:lang w:val="sw_KE" w:bidi="sw_KE"/>
-          </w:rPr>
-          <w:rPr>
-            <w:color w:val="0000EE"/>
-            <w:u w:val="single"/>
-          </w:rPr>
-          <w:t>Matendo 15:1</w:t>
-        </w:r>
-      </w:hyperlink>
+      <w:r>
+        <w:rPr>
+          <w:lang w:val="sw_KE" w:bidi="sw_KE"/>
+        </w:rPr>
+        <w:t>Matendo 15:1</w:t>
+      </w:r>
       <w:r>
         <w:rPr>
           <w:lang w:val="sw_KE" w:bidi="sw_KE"/>
         </w:rPr>
         <w:t xml:space="preserve">, </w:t>
       </w:r>
-      <w:hyperlink r:id="rId74">
-        <w:r>
-          <w:rPr>
-            <w:lang w:val="sw_KE" w:bidi="sw_KE"/>
-          </w:rPr>
-          <w:rPr>
-            <w:color w:val="0000EE"/>
-            <w:u w:val="single"/>
-          </w:rPr>
-          <w:t>5</w:t>
-        </w:r>
-      </w:hyperlink>
+      <w:r>
+        <w:rPr>
+          <w:lang w:val="sw_KE" w:bidi="sw_KE"/>
+        </w:rPr>
+        <w:t>5</w:t>
+      </w:r>
       <w:r>
         <w:rPr>
           <w:lang w:val="sw_KE" w:bidi="sw_KE"/>
         </w:rPr>
         <w:t xml:space="preserve">; tazama </w:t>
       </w:r>
-      <w:hyperlink r:id="rId75">
-        <w:r>
-          <w:rPr>
-            <w:lang w:val="sw_KE" w:bidi="sw_KE"/>
-          </w:rPr>
-          <w:rPr>
-            <w:color w:val="0000EE"/>
-            <w:u w:val="single"/>
-          </w:rPr>
-          <w:t>21:20–21</w:t>
-        </w:r>
-      </w:hyperlink>
-      <w:r>
-        <w:rPr>
-          <w:lang w:val="sw_KE" w:bidi="sw_KE"/>
-        </w:rPr>
-        <w:t xml:space="preserve">; </w:t>
-      </w:r>
-      <w:hyperlink r:id="rId76">
-        <w:r>
-          <w:rPr>
-            <w:lang w:val="sw_KE" w:bidi="sw_KE"/>
-          </w:rPr>
-          <w:rPr>
-            <w:color w:val="0000EE"/>
-            <w:u w:val="single"/>
-          </w:rPr>
-          <w:t>Wagalatia 2:4</w:t>
-        </w:r>
-      </w:hyperlink>
+      <w:r>
+        <w:rPr>
+          <w:lang w:val="sw_KE" w:bidi="sw_KE"/>
+        </w:rPr>
+        <w:t>21:20–21</w:t>
+      </w:r>
+      <w:r>
+        <w:rPr>
+          <w:lang w:val="sw_KE" w:bidi="sw_KE"/>
+        </w:rPr>
+        <w:t xml:space="preserve">; </w:t>
+      </w:r>
+      <w:r>
+        <w:rPr>
+          <w:lang w:val="sw_KE" w:bidi="sw_KE"/>
+        </w:rPr>
+        <w:t>Wagalatia 2:4</w:t>
+      </w:r>
       <w:r>
         <w:rPr>
           <w:lang w:val="sw_KE" w:bidi="sw_KE"/>
         </w:rPr>
         <w:t xml:space="preserve">, </w:t>
       </w:r>
-      <w:hyperlink r:id="rId77">
-        <w:r>
-          <w:rPr>
-            <w:lang w:val="sw_KE" w:bidi="sw_KE"/>
-          </w:rPr>
-          <w:rPr>
-            <w:color w:val="0000EE"/>
-            <w:u w:val="single"/>
-          </w:rPr>
-          <w:t>11–13</w:t>
-        </w:r>
-      </w:hyperlink>
+      <w:r>
+        <w:rPr>
+          <w:lang w:val="sw_KE" w:bidi="sw_KE"/>
+        </w:rPr>
+        <w:t>11–13</w:t>
+      </w:r>
       <w:r>
         <w:rPr>
           <w:lang w:val="sw_KE" w:bidi="sw_KE"/>
         </w:rPr>
         <w:t>). Hata hivyo, Paulo na Barnaba hawakukubaliana (</w:t>
       </w:r>
-      <w:hyperlink r:id="rId78">
-        <w:r>
-          <w:rPr>
-            <w:lang w:val="sw_KE" w:bidi="sw_KE"/>
-          </w:rPr>
-          <w:rPr>
-            <w:color w:val="0000EE"/>
-            <w:u w:val="single"/>
-          </w:rPr>
-          <w:t>Matendo 15:2</w:t>
-        </w:r>
-      </w:hyperlink>
+      <w:r>
+        <w:rPr>
+          <w:lang w:val="sw_KE" w:bidi="sw_KE"/>
+        </w:rPr>
+        <w:t>Matendo 15:2</w:t>
+      </w:r>
       <w:r>
         <w:rPr>
           <w:lang w:val="sw_KE" w:bidi="sw_KE"/>
         </w:rPr>
         <w:t>). Baraza la kanisa huko Yerusalemu liliamua kwamba watu wa Mataifa hawahitaji kufanyiwa tohara (</w:t>
       </w:r>
-      <w:hyperlink r:id="rId79">
-        <w:r>
-          <w:rPr>
-            <w:lang w:val="sw_KE" w:bidi="sw_KE"/>
-          </w:rPr>
-          <w:rPr>
-            <w:color w:val="0000EE"/>
-            <w:u w:val="single"/>
-          </w:rPr>
-          <w:t>15:19–21</w:t>
-        </w:r>
-      </w:hyperlink>
+      <w:r>
+        <w:rPr>
+          <w:lang w:val="sw_KE" w:bidi="sw_KE"/>
+        </w:rPr>
+        <w:t>15:19–21</w:t>
+      </w:r>
       <w:r>
         <w:rPr>
           <w:lang w:val="sw_KE" w:bidi="sw_KE"/>
         </w:rPr>
         <w:t xml:space="preserve">, </w:t>
       </w:r>
-      <w:hyperlink r:id="rId80">
-        <w:r>
-          <w:rPr>
-            <w:lang w:val="sw_KE" w:bidi="sw_KE"/>
-          </w:rPr>
-          <w:rPr>
-            <w:color w:val="0000EE"/>
-            <w:u w:val="single"/>
-          </w:rPr>
-          <w:t>28–29</w:t>
-        </w:r>
-      </w:hyperlink>
+      <w:r>
+        <w:rPr>
+          <w:lang w:val="sw_KE" w:bidi="sw_KE"/>
+        </w:rPr>
+        <w:t>28–29</w:t>
+      </w:r>
       <w:r>
         <w:rPr>
           <w:lang w:val="sw_KE" w:bidi="sw_KE"/>
@@ -2084,90 +1562,60 @@
         </w:rPr>
         <w:t>Paulo alisisitiza kwamba haijalishi kama mwanaume ametahiriwa (</w:t>
       </w:r>
-      <w:hyperlink r:id="rId81">
-        <w:r>
-          <w:rPr>
-            <w:lang w:val="sw_KE" w:bidi="sw_KE"/>
-          </w:rPr>
-          <w:rPr>
-            <w:color w:val="0000EE"/>
-            <w:u w:val="single"/>
-          </w:rPr>
-          <w:t>1 Wakorintho 7:19</w:t>
-        </w:r>
-      </w:hyperlink>
+      <w:r>
+        <w:rPr>
+          <w:lang w:val="sw_KE" w:bidi="sw_KE"/>
+        </w:rPr>
+        <w:t>1 Wakorintho 7:19</w:t>
+      </w:r>
       <w:r>
         <w:rPr>
           <w:lang w:val="sw_KE" w:bidi="sw_KE"/>
         </w:rPr>
         <w:t>). Kinachojali ni imani inayoonyeshwa kupitia upendo (</w:t>
       </w:r>
-      <w:hyperlink r:id="rId82">
-        <w:r>
-          <w:rPr>
-            <w:lang w:val="sw_KE" w:bidi="sw_KE"/>
-          </w:rPr>
-          <w:rPr>
-            <w:color w:val="0000EE"/>
-            <w:u w:val="single"/>
-          </w:rPr>
-          <w:t>Wagalatia 5:6</w:t>
-        </w:r>
-      </w:hyperlink>
+      <w:r>
+        <w:rPr>
+          <w:lang w:val="sw_KE" w:bidi="sw_KE"/>
+        </w:rPr>
+        <w:t>Wagalatia 5:6</w:t>
+      </w:r>
       <w:r>
         <w:rPr>
           <w:lang w:val="sw_KE" w:bidi="sw_KE"/>
         </w:rPr>
         <w:t>). Katika Wagalatia, Paulo alipinga wapinzani wa Kiyahudi wenye nguvu na akasema kwamba kila mtu anaunganishwa na familia ya Mungu kupitia imani kwa Yesu Kristo (</w:t>
       </w:r>
-      <w:hyperlink r:id="rId83">
-        <w:r>
-          <w:rPr>
-            <w:lang w:val="sw_KE" w:bidi="sw_KE"/>
-          </w:rPr>
-          <w:rPr>
-            <w:color w:val="0000EE"/>
-            <w:u w:val="single"/>
-          </w:rPr>
-          <w:t>Wagalatia 2:14–21</w:t>
-        </w:r>
-      </w:hyperlink>
+      <w:r>
+        <w:rPr>
+          <w:lang w:val="sw_KE" w:bidi="sw_KE"/>
+        </w:rPr>
+        <w:t>Wagalatia 2:14–21</w:t>
+      </w:r>
       <w:r>
         <w:rPr>
           <w:lang w:val="sw_KE" w:bidi="sw_KE"/>
         </w:rPr>
         <w:t>). Tohara si muhimu kwa Mungu kumkubali mtu (</w:t>
       </w:r>
-      <w:hyperlink r:id="rId82">
-        <w:r>
-          <w:rPr>
-            <w:lang w:val="sw_KE" w:bidi="sw_KE"/>
-          </w:rPr>
-          <w:rPr>
-            <w:color w:val="0000EE"/>
-            <w:u w:val="single"/>
-          </w:rPr>
-          <w:t>Wagalatia 5:6</w:t>
-        </w:r>
-      </w:hyperlink>
+      <w:r>
+        <w:rPr>
+          <w:lang w:val="sw_KE" w:bidi="sw_KE"/>
+        </w:rPr>
+        <w:t>Wagalatia 5:6</w:t>
+      </w:r>
       <w:r>
         <w:rPr>
           <w:lang w:val="sw_KE" w:bidi="sw_KE"/>
         </w:rPr>
         <w:t>). Kifo cha Yesu msalabani ndicho njia ambayo inawafanya wenye dhambi kuingia katika agano na Mungu (</w:t>
       </w:r>
-      <w:hyperlink r:id="rId83">
-        <w:r>
-          <w:rPr>
-            <w:lang w:val="sw_KE" w:bidi="sw_KE"/>
-          </w:rPr>
-          <w:rPr>
-            <w:color w:val="0000EE"/>
-            <w:u w:val="single"/>
-          </w:rPr>
-          <w:t>Wagalatia 2:14–21</w:t>
-        </w:r>
-      </w:hyperlink>
+      <w:r>
+        <w:rPr>
+          <w:lang w:val="sw_KE" w:bidi="sw_KE"/>
+        </w:rPr>
+        <w:t>Wagalatia 2:14–21</w:t>
+      </w:r>
       <w:r>
         <w:rPr>
           <w:lang w:val="sw_KE" w:bidi="sw_KE"/>
@@ -2197,378 +1645,252 @@
           <w:lang w:val="sw_KE" w:bidi="sw_KE"/>
         </w:rPr>
       </w:r>
-      <w:hyperlink r:id="rId24">
-        <w:r>
-          <w:rPr>
-            <w:lang w:val="sw_KE" w:bidi="sw_KE"/>
-          </w:rPr>
-          <w:rPr>
-            <w:color w:val="0000EE"/>
-            <w:u w:val="single"/>
-          </w:rPr>
-          <w:t>Mwanzo 17:9–14</w:t>
-        </w:r>
-      </w:hyperlink>
-      <w:r>
-        <w:rPr>
-          <w:lang w:val="sw_KE" w:bidi="sw_KE"/>
-        </w:rPr>
-        <w:t xml:space="preserve">; </w:t>
-      </w:r>
-      <w:hyperlink r:id="rId29">
-        <w:r>
-          <w:rPr>
-            <w:lang w:val="sw_KE" w:bidi="sw_KE"/>
-          </w:rPr>
-          <w:rPr>
-            <w:color w:val="0000EE"/>
-            <w:u w:val="single"/>
-          </w:rPr>
-          <w:t>Mambo ya Walawi 12:3</w:t>
-        </w:r>
-      </w:hyperlink>
-      <w:r>
-        <w:rPr>
-          <w:lang w:val="sw_KE" w:bidi="sw_KE"/>
-        </w:rPr>
-        <w:t xml:space="preserve">; </w:t>
-      </w:r>
-      <w:hyperlink r:id="rId84">
-        <w:r>
-          <w:rPr>
-            <w:lang w:val="sw_KE" w:bidi="sw_KE"/>
-          </w:rPr>
-          <w:rPr>
-            <w:color w:val="0000EE"/>
-            <w:u w:val="single"/>
-          </w:rPr>
-          <w:t>Yoshua 5:2–9</w:t>
-        </w:r>
-      </w:hyperlink>
-      <w:r>
-        <w:rPr>
-          <w:lang w:val="sw_KE" w:bidi="sw_KE"/>
-        </w:rPr>
-        <w:t xml:space="preserve">; </w:t>
-      </w:r>
-      <w:hyperlink r:id="rId19">
-        <w:r>
-          <w:rPr>
-            <w:lang w:val="sw_KE" w:bidi="sw_KE"/>
-          </w:rPr>
-          <w:rPr>
-            <w:color w:val="0000EE"/>
-            <w:u w:val="single"/>
-          </w:rPr>
-          <w:t>Yeremia 9:25–26</w:t>
-        </w:r>
-      </w:hyperlink>
-      <w:r>
-        <w:rPr>
-          <w:lang w:val="sw_KE" w:bidi="sw_KE"/>
-        </w:rPr>
-        <w:t xml:space="preserve">; </w:t>
-      </w:r>
-      <w:hyperlink r:id="rId54">
-        <w:r>
-          <w:rPr>
-            <w:lang w:val="sw_KE" w:bidi="sw_KE"/>
-          </w:rPr>
-          <w:rPr>
-            <w:color w:val="0000EE"/>
-            <w:u w:val="single"/>
-          </w:rPr>
-          <w:t>Luka 1:59</w:t>
-        </w:r>
-      </w:hyperlink>
-      <w:r>
-        <w:rPr>
-          <w:lang w:val="sw_KE" w:bidi="sw_KE"/>
-        </w:rPr>
-        <w:t xml:space="preserve">; </w:t>
-      </w:r>
-      <w:hyperlink r:id="rId55">
-        <w:r>
-          <w:rPr>
-            <w:lang w:val="sw_KE" w:bidi="sw_KE"/>
-          </w:rPr>
-          <w:rPr>
-            <w:color w:val="0000EE"/>
-            <w:u w:val="single"/>
-          </w:rPr>
-          <w:t>Luka 2:21</w:t>
-        </w:r>
-      </w:hyperlink>
-      <w:r>
-        <w:rPr>
-          <w:lang w:val="sw_KE" w:bidi="sw_KE"/>
-        </w:rPr>
-        <w:t xml:space="preserve">; </w:t>
-      </w:r>
-      <w:hyperlink r:id="rId85">
-        <w:r>
-          <w:rPr>
-            <w:lang w:val="sw_KE" w:bidi="sw_KE"/>
-          </w:rPr>
-          <w:rPr>
-            <w:color w:val="0000EE"/>
-            <w:u w:val="single"/>
-          </w:rPr>
-          <w:t>Yohana 7:22–24</w:t>
-        </w:r>
-      </w:hyperlink>
-      <w:r>
-        <w:rPr>
-          <w:lang w:val="sw_KE" w:bidi="sw_KE"/>
-        </w:rPr>
-        <w:t xml:space="preserve">; </w:t>
-      </w:r>
-      <w:hyperlink r:id="rId68">
-        <w:r>
-          <w:rPr>
-            <w:lang w:val="sw_KE" w:bidi="sw_KE"/>
-          </w:rPr>
-          <w:rPr>
-            <w:color w:val="0000EE"/>
-            <w:u w:val="single"/>
-          </w:rPr>
-          <w:t>Matendo 7:8</w:t>
-        </w:r>
-      </w:hyperlink>
-      <w:r>
-        <w:rPr>
-          <w:lang w:val="sw_KE" w:bidi="sw_KE"/>
-        </w:rPr>
-        <w:t xml:space="preserve">; </w:t>
-      </w:r>
-      <w:hyperlink r:id="rId86">
-        <w:r>
-          <w:rPr>
-            <w:lang w:val="sw_KE" w:bidi="sw_KE"/>
-          </w:rPr>
-          <w:rPr>
-            <w:color w:val="0000EE"/>
-            <w:u w:val="single"/>
-          </w:rPr>
-          <w:t>Matendo 15:1–5</w:t>
-        </w:r>
-      </w:hyperlink>
+      <w:r>
+        <w:rPr>
+          <w:lang w:val="sw_KE" w:bidi="sw_KE"/>
+        </w:rPr>
+        <w:t>Mwanzo 17:9–14</w:t>
+      </w:r>
+      <w:r>
+        <w:rPr>
+          <w:lang w:val="sw_KE" w:bidi="sw_KE"/>
+        </w:rPr>
+        <w:t xml:space="preserve">; </w:t>
+      </w:r>
+      <w:r>
+        <w:rPr>
+          <w:lang w:val="sw_KE" w:bidi="sw_KE"/>
+        </w:rPr>
+        <w:t>Mambo ya Walawi 12:3</w:t>
+      </w:r>
+      <w:r>
+        <w:rPr>
+          <w:lang w:val="sw_KE" w:bidi="sw_KE"/>
+        </w:rPr>
+        <w:t xml:space="preserve">; </w:t>
+      </w:r>
+      <w:r>
+        <w:rPr>
+          <w:lang w:val="sw_KE" w:bidi="sw_KE"/>
+        </w:rPr>
+        <w:t>Yoshua 5:2–9</w:t>
+      </w:r>
+      <w:r>
+        <w:rPr>
+          <w:lang w:val="sw_KE" w:bidi="sw_KE"/>
+        </w:rPr>
+        <w:t xml:space="preserve">; </w:t>
+      </w:r>
+      <w:r>
+        <w:rPr>
+          <w:lang w:val="sw_KE" w:bidi="sw_KE"/>
+        </w:rPr>
+        <w:t>Yeremia 9:25–26</w:t>
+      </w:r>
+      <w:r>
+        <w:rPr>
+          <w:lang w:val="sw_KE" w:bidi="sw_KE"/>
+        </w:rPr>
+        <w:t xml:space="preserve">; </w:t>
+      </w:r>
+      <w:r>
+        <w:rPr>
+          <w:lang w:val="sw_KE" w:bidi="sw_KE"/>
+        </w:rPr>
+        <w:t>Luka 1:59</w:t>
+      </w:r>
+      <w:r>
+        <w:rPr>
+          <w:lang w:val="sw_KE" w:bidi="sw_KE"/>
+        </w:rPr>
+        <w:t xml:space="preserve">; </w:t>
+      </w:r>
+      <w:r>
+        <w:rPr>
+          <w:lang w:val="sw_KE" w:bidi="sw_KE"/>
+        </w:rPr>
+        <w:t>Luka 2:21</w:t>
+      </w:r>
+      <w:r>
+        <w:rPr>
+          <w:lang w:val="sw_KE" w:bidi="sw_KE"/>
+        </w:rPr>
+        <w:t xml:space="preserve">; </w:t>
+      </w:r>
+      <w:r>
+        <w:rPr>
+          <w:lang w:val="sw_KE" w:bidi="sw_KE"/>
+        </w:rPr>
+        <w:t>Yohana 7:22–24</w:t>
+      </w:r>
+      <w:r>
+        <w:rPr>
+          <w:lang w:val="sw_KE" w:bidi="sw_KE"/>
+        </w:rPr>
+        <w:t xml:space="preserve">; </w:t>
+      </w:r>
+      <w:r>
+        <w:rPr>
+          <w:lang w:val="sw_KE" w:bidi="sw_KE"/>
+        </w:rPr>
+        <w:t>Matendo 7:8</w:t>
+      </w:r>
+      <w:r>
+        <w:rPr>
+          <w:lang w:val="sw_KE" w:bidi="sw_KE"/>
+        </w:rPr>
+        <w:t xml:space="preserve">; </w:t>
+      </w:r>
+      <w:r>
+        <w:rPr>
+          <w:lang w:val="sw_KE" w:bidi="sw_KE"/>
+        </w:rPr>
+        <w:t>Matendo 15:1–5</w:t>
+      </w:r>
       <w:r>
         <w:rPr>
           <w:lang w:val="sw_KE" w:bidi="sw_KE"/>
         </w:rPr>
         <w:t xml:space="preserve">, </w:t>
       </w:r>
-      <w:hyperlink r:id="rId79">
-        <w:r>
-          <w:rPr>
-            <w:lang w:val="sw_KE" w:bidi="sw_KE"/>
-          </w:rPr>
-          <w:rPr>
-            <w:color w:val="0000EE"/>
-            <w:u w:val="single"/>
-          </w:rPr>
-          <w:t>19–21</w:t>
-        </w:r>
-      </w:hyperlink>
+      <w:r>
+        <w:rPr>
+          <w:lang w:val="sw_KE" w:bidi="sw_KE"/>
+        </w:rPr>
+        <w:t>19–21</w:t>
+      </w:r>
       <w:r>
         <w:rPr>
           <w:lang w:val="sw_KE" w:bidi="sw_KE"/>
         </w:rPr>
         <w:t xml:space="preserve">, </w:t>
       </w:r>
-      <w:hyperlink r:id="rId87">
-        <w:r>
-          <w:rPr>
-            <w:lang w:val="sw_KE" w:bidi="sw_KE"/>
-          </w:rPr>
-          <w:rPr>
-            <w:color w:val="0000EE"/>
-            <w:u w:val="single"/>
-          </w:rPr>
-          <w:t>28–31</w:t>
-        </w:r>
-      </w:hyperlink>
-      <w:r>
-        <w:rPr>
-          <w:lang w:val="sw_KE" w:bidi="sw_KE"/>
-        </w:rPr>
-        <w:t xml:space="preserve">; </w:t>
-      </w:r>
-      <w:hyperlink r:id="rId70">
-        <w:r>
-          <w:rPr>
-            <w:lang w:val="sw_KE" w:bidi="sw_KE"/>
-          </w:rPr>
-          <w:rPr>
-            <w:color w:val="0000EE"/>
-            <w:u w:val="single"/>
-          </w:rPr>
-          <w:t>Matendo 16:2–3</w:t>
-        </w:r>
-      </w:hyperlink>
-      <w:r>
-        <w:rPr>
-          <w:lang w:val="sw_KE" w:bidi="sw_KE"/>
-        </w:rPr>
-        <w:t xml:space="preserve">; </w:t>
-      </w:r>
-      <w:hyperlink r:id="rId88">
-        <w:r>
-          <w:rPr>
-            <w:lang w:val="sw_KE" w:bidi="sw_KE"/>
-          </w:rPr>
-          <w:rPr>
-            <w:color w:val="0000EE"/>
-            <w:u w:val="single"/>
-          </w:rPr>
-          <w:t>Matendo 21:18–24</w:t>
-        </w:r>
-      </w:hyperlink>
-      <w:r>
-        <w:rPr>
-          <w:lang w:val="sw_KE" w:bidi="sw_KE"/>
-        </w:rPr>
-        <w:t xml:space="preserve">; </w:t>
-      </w:r>
-      <w:hyperlink r:id="rId43">
-        <w:r>
-          <w:rPr>
-            <w:lang w:val="sw_KE" w:bidi="sw_KE"/>
-          </w:rPr>
-          <w:rPr>
-            <w:color w:val="0000EE"/>
-            <w:u w:val="single"/>
-          </w:rPr>
-          <w:t>Warumi 2:25–29</w:t>
-        </w:r>
-      </w:hyperlink>
-      <w:r>
-        <w:rPr>
-          <w:lang w:val="sw_KE" w:bidi="sw_KE"/>
-        </w:rPr>
-        <w:t xml:space="preserve">; </w:t>
-      </w:r>
-      <w:hyperlink r:id="rId58">
-        <w:r>
-          <w:rPr>
-            <w:lang w:val="sw_KE" w:bidi="sw_KE"/>
-          </w:rPr>
-          <w:rPr>
-            <w:color w:val="0000EE"/>
-            <w:u w:val="single"/>
-          </w:rPr>
-          <w:t>1 Wakorintho 7:17–19</w:t>
-        </w:r>
-      </w:hyperlink>
-      <w:r>
-        <w:rPr>
-          <w:lang w:val="sw_KE" w:bidi="sw_KE"/>
-        </w:rPr>
-        <w:t xml:space="preserve">; </w:t>
-      </w:r>
-      <w:hyperlink r:id="rId89">
-        <w:r>
-          <w:rPr>
-            <w:lang w:val="sw_KE" w:bidi="sw_KE"/>
-          </w:rPr>
-          <w:rPr>
-            <w:color w:val="0000EE"/>
-            <w:u w:val="single"/>
-          </w:rPr>
-          <w:t>Wagalatia 2:3–5</w:t>
-        </w:r>
-      </w:hyperlink>
+      <w:r>
+        <w:rPr>
+          <w:lang w:val="sw_KE" w:bidi="sw_KE"/>
+        </w:rPr>
+        <w:t>28–31</w:t>
+      </w:r>
+      <w:r>
+        <w:rPr>
+          <w:lang w:val="sw_KE" w:bidi="sw_KE"/>
+        </w:rPr>
+        <w:t xml:space="preserve">; </w:t>
+      </w:r>
+      <w:r>
+        <w:rPr>
+          <w:lang w:val="sw_KE" w:bidi="sw_KE"/>
+        </w:rPr>
+        <w:t>Matendo 16:2–3</w:t>
+      </w:r>
+      <w:r>
+        <w:rPr>
+          <w:lang w:val="sw_KE" w:bidi="sw_KE"/>
+        </w:rPr>
+        <w:t xml:space="preserve">; </w:t>
+      </w:r>
+      <w:r>
+        <w:rPr>
+          <w:lang w:val="sw_KE" w:bidi="sw_KE"/>
+        </w:rPr>
+        <w:t>Matendo 21:18–24</w:t>
+      </w:r>
+      <w:r>
+        <w:rPr>
+          <w:lang w:val="sw_KE" w:bidi="sw_KE"/>
+        </w:rPr>
+        <w:t xml:space="preserve">; </w:t>
+      </w:r>
+      <w:r>
+        <w:rPr>
+          <w:lang w:val="sw_KE" w:bidi="sw_KE"/>
+        </w:rPr>
+        <w:t>Warumi 2:25–29</w:t>
+      </w:r>
+      <w:r>
+        <w:rPr>
+          <w:lang w:val="sw_KE" w:bidi="sw_KE"/>
+        </w:rPr>
+        <w:t xml:space="preserve">; </w:t>
+      </w:r>
+      <w:r>
+        <w:rPr>
+          <w:lang w:val="sw_KE" w:bidi="sw_KE"/>
+        </w:rPr>
+        <w:t>1 Wakorintho 7:17–19</w:t>
+      </w:r>
+      <w:r>
+        <w:rPr>
+          <w:lang w:val="sw_KE" w:bidi="sw_KE"/>
+        </w:rPr>
+        <w:t xml:space="preserve">; </w:t>
+      </w:r>
+      <w:r>
+        <w:rPr>
+          <w:lang w:val="sw_KE" w:bidi="sw_KE"/>
+        </w:rPr>
+        <w:t>Wagalatia 2:3–5</w:t>
+      </w:r>
       <w:r>
         <w:rPr>
           <w:lang w:val="sw_KE" w:bidi="sw_KE"/>
         </w:rPr>
         <w:t xml:space="preserve">, </w:t>
       </w:r>
-      <w:hyperlink r:id="rId90">
-        <w:r>
-          <w:rPr>
-            <w:lang w:val="sw_KE" w:bidi="sw_KE"/>
-          </w:rPr>
-          <w:rPr>
-            <w:color w:val="0000EE"/>
-            <w:u w:val="single"/>
-          </w:rPr>
-          <w:t>11–21</w:t>
-        </w:r>
-      </w:hyperlink>
-      <w:r>
-        <w:rPr>
-          <w:lang w:val="sw_KE" w:bidi="sw_KE"/>
-        </w:rPr>
-        <w:t xml:space="preserve">; </w:t>
-      </w:r>
-      <w:hyperlink r:id="rId82">
-        <w:r>
-          <w:rPr>
-            <w:lang w:val="sw_KE" w:bidi="sw_KE"/>
-          </w:rPr>
-          <w:rPr>
-            <w:color w:val="0000EE"/>
-            <w:u w:val="single"/>
-          </w:rPr>
-          <w:t>Wagalatia 5:6</w:t>
-        </w:r>
-      </w:hyperlink>
-      <w:r>
-        <w:rPr>
-          <w:lang w:val="sw_KE" w:bidi="sw_KE"/>
-        </w:rPr>
-        <w:t xml:space="preserve">; </w:t>
-      </w:r>
-      <w:hyperlink r:id="rId45">
-        <w:r>
-          <w:rPr>
-            <w:lang w:val="sw_KE" w:bidi="sw_KE"/>
-          </w:rPr>
-          <w:rPr>
-            <w:color w:val="0000EE"/>
-            <w:u w:val="single"/>
-          </w:rPr>
-          <w:t>Wagalatia 6:15</w:t>
-        </w:r>
-      </w:hyperlink>
-      <w:r>
-        <w:rPr>
-          <w:lang w:val="sw_KE" w:bidi="sw_KE"/>
-        </w:rPr>
-        <w:t xml:space="preserve">; </w:t>
-      </w:r>
-      <w:hyperlink r:id="rId91">
-        <w:r>
-          <w:rPr>
-            <w:lang w:val="sw_KE" w:bidi="sw_KE"/>
-          </w:rPr>
-          <w:rPr>
-            <w:color w:val="0000EE"/>
-            <w:u w:val="single"/>
-          </w:rPr>
-          <w:t>Wafilipi 3:5–9</w:t>
-        </w:r>
-      </w:hyperlink>
-      <w:r>
-        <w:rPr>
-          <w:lang w:val="sw_KE" w:bidi="sw_KE"/>
-        </w:rPr>
-        <w:t xml:space="preserve">; </w:t>
-      </w:r>
-      <w:hyperlink r:id="rId92">
-        <w:r>
-          <w:rPr>
-            <w:lang w:val="sw_KE" w:bidi="sw_KE"/>
-          </w:rPr>
-          <w:rPr>
-            <w:color w:val="0000EE"/>
-            <w:u w:val="single"/>
-          </w:rPr>
-          <w:t>Wakolosai 2:11–23</w:t>
-        </w:r>
-      </w:hyperlink>
+      <w:r>
+        <w:rPr>
+          <w:lang w:val="sw_KE" w:bidi="sw_KE"/>
+        </w:rPr>
+        <w:t>11–21</w:t>
+      </w:r>
+      <w:r>
+        <w:rPr>
+          <w:lang w:val="sw_KE" w:bidi="sw_KE"/>
+        </w:rPr>
+        <w:t xml:space="preserve">; </w:t>
+      </w:r>
+      <w:r>
+        <w:rPr>
+          <w:lang w:val="sw_KE" w:bidi="sw_KE"/>
+        </w:rPr>
+        <w:t>Wagalatia 5:6</w:t>
+      </w:r>
+      <w:r>
+        <w:rPr>
+          <w:lang w:val="sw_KE" w:bidi="sw_KE"/>
+        </w:rPr>
+        <w:t xml:space="preserve">; </w:t>
+      </w:r>
+      <w:r>
+        <w:rPr>
+          <w:lang w:val="sw_KE" w:bidi="sw_KE"/>
+        </w:rPr>
+        <w:t>Wagalatia 6:15</w:t>
+      </w:r>
+      <w:r>
+        <w:rPr>
+          <w:lang w:val="sw_KE" w:bidi="sw_KE"/>
+        </w:rPr>
+        <w:t xml:space="preserve">; </w:t>
+      </w:r>
+      <w:r>
+        <w:rPr>
+          <w:lang w:val="sw_KE" w:bidi="sw_KE"/>
+        </w:rPr>
+        <w:t>Wafilipi 3:5–9</w:t>
+      </w:r>
+      <w:r>
+        <w:rPr>
+          <w:lang w:val="sw_KE" w:bidi="sw_KE"/>
+        </w:rPr>
+        <w:t xml:space="preserve">; </w:t>
+      </w:r>
+      <w:r>
+        <w:rPr>
+          <w:lang w:val="sw_KE" w:bidi="sw_KE"/>
+        </w:rPr>
+        <w:t>Wakolosai 2:11–23</w:t>
+      </w:r>
       <w:r>
         <w:rPr>
           <w:lang w:val="sw_KE" w:bidi="sw_KE"/>
@@ -2645,108 +1967,72 @@
         </w:rPr>
         <w:t xml:space="preserve">Watu wengi walitarajia mfalme kutoka ukoo wa Daudi arejeshe nasaba ya Daudi na atawale kwa uadilifu na haki huko Yerusalemu. Tumaini hili lilitokana na makubaliano maalum (agano) ambayo Mungu alifanya katika </w:t>
       </w:r>
-      <w:hyperlink r:id="rId93">
-        <w:r>
-          <w:rPr>
-            <w:lang w:val="sw_KE" w:bidi="sw_KE"/>
-          </w:rPr>
-          <w:rPr>
-            <w:color w:val="0000EE"/>
-            <w:u w:val="single"/>
-          </w:rPr>
-          <w:t>2 Samweli 7:11–16</w:t>
-        </w:r>
-      </w:hyperlink>
+      <w:r>
+        <w:rPr>
+          <w:lang w:val="sw_KE" w:bidi="sw_KE"/>
+        </w:rPr>
+        <w:t>2 Samweli 7:11–16</w:t>
+      </w:r>
       <w:r>
         <w:rPr>
           <w:lang w:val="sw_KE" w:bidi="sw_KE"/>
         </w:rPr>
         <w:t>. Mungu aliahidi Mfalme Daudi kwamba wazao wake wangeongoza milele. Wakati ufalme wa Israeli ulipungua na hatimaye kumalizika, manabii wa Agano la Kale walitabiri kuja kwa Kristo (</w:t>
       </w:r>
-      <w:hyperlink r:id="rId94">
-        <w:r>
-          <w:rPr>
-            <w:lang w:val="sw_KE" w:bidi="sw_KE"/>
-          </w:rPr>
-          <w:rPr>
-            <w:color w:val="0000EE"/>
-            <w:u w:val="single"/>
-          </w:rPr>
-          <w:t>Isaya 9:6–7</w:t>
-        </w:r>
-      </w:hyperlink>
-      <w:r>
-        <w:rPr>
-          <w:lang w:val="sw_KE" w:bidi="sw_KE"/>
-        </w:rPr>
-        <w:t xml:space="preserve">; </w:t>
-      </w:r>
-      <w:hyperlink r:id="rId95">
-        <w:r>
-          <w:rPr>
-            <w:lang w:val="sw_KE" w:bidi="sw_KE"/>
-          </w:rPr>
-          <w:rPr>
-            <w:color w:val="0000EE"/>
-            <w:u w:val="single"/>
-          </w:rPr>
-          <w:t>11:1–5</w:t>
-        </w:r>
-      </w:hyperlink>
-      <w:r>
-        <w:rPr>
-          <w:lang w:val="sw_KE" w:bidi="sw_KE"/>
-        </w:rPr>
-        <w:t xml:space="preserve">; </w:t>
-      </w:r>
-      <w:hyperlink r:id="rId96">
-        <w:r>
-          <w:rPr>
-            <w:lang w:val="sw_KE" w:bidi="sw_KE"/>
-          </w:rPr>
-          <w:rPr>
-            <w:color w:val="0000EE"/>
-            <w:u w:val="single"/>
-          </w:rPr>
-          <w:t>Yeremia 23:5–6</w:t>
-        </w:r>
-      </w:hyperlink>
-      <w:r>
-        <w:rPr>
-          <w:lang w:val="sw_KE" w:bidi="sw_KE"/>
-        </w:rPr>
-        <w:t xml:space="preserve">; </w:t>
-      </w:r>
-      <w:hyperlink r:id="rId97">
-        <w:r>
-          <w:rPr>
-            <w:lang w:val="sw_KE" w:bidi="sw_KE"/>
-          </w:rPr>
-          <w:rPr>
-            <w:color w:val="0000EE"/>
-            <w:u w:val="single"/>
-          </w:rPr>
-          <w:t>33:15–16</w:t>
-        </w:r>
-      </w:hyperlink>
-      <w:r>
-        <w:rPr>
-          <w:lang w:val="sw_KE" w:bidi="sw_KE"/>
-        </w:rPr>
-        <w:t xml:space="preserve">; </w:t>
-      </w:r>
-      <w:hyperlink r:id="rId98">
-        <w:r>
-          <w:rPr>
-            <w:lang w:val="sw_KE" w:bidi="sw_KE"/>
-          </w:rPr>
-          <w:rPr>
-            <w:color w:val="0000EE"/>
-            <w:u w:val="single"/>
-          </w:rPr>
-          <w:t>Ezekieli 37:24–25</w:t>
-        </w:r>
-      </w:hyperlink>
+      <w:r>
+        <w:rPr>
+          <w:lang w:val="sw_KE" w:bidi="sw_KE"/>
+        </w:rPr>
+        <w:t>Isaya 9:6–7</w:t>
+      </w:r>
+      <w:r>
+        <w:rPr>
+          <w:lang w:val="sw_KE" w:bidi="sw_KE"/>
+        </w:rPr>
+        <w:t xml:space="preserve">; </w:t>
+      </w:r>
+      <w:r>
+        <w:rPr>
+          <w:lang w:val="sw_KE" w:bidi="sw_KE"/>
+        </w:rPr>
+        <w:t>11:1–5</w:t>
+      </w:r>
+      <w:r>
+        <w:rPr>
+          <w:lang w:val="sw_KE" w:bidi="sw_KE"/>
+        </w:rPr>
+        <w:t xml:space="preserve">; </w:t>
+      </w:r>
+      <w:r>
+        <w:rPr>
+          <w:lang w:val="sw_KE" w:bidi="sw_KE"/>
+        </w:rPr>
+        <w:t>Yeremia 23:5–6</w:t>
+      </w:r>
+      <w:r>
+        <w:rPr>
+          <w:lang w:val="sw_KE" w:bidi="sw_KE"/>
+        </w:rPr>
+        <w:t xml:space="preserve">; </w:t>
+      </w:r>
+      <w:r>
+        <w:rPr>
+          <w:lang w:val="sw_KE" w:bidi="sw_KE"/>
+        </w:rPr>
+        <w:t>33:15–16</w:t>
+      </w:r>
+      <w:r>
+        <w:rPr>
+          <w:lang w:val="sw_KE" w:bidi="sw_KE"/>
+        </w:rPr>
+        <w:t xml:space="preserve">; </w:t>
+      </w:r>
+      <w:r>
+        <w:rPr>
+          <w:lang w:val="sw_KE" w:bidi="sw_KE"/>
+        </w:rPr>
+        <w:t>Ezekieli 37:24–25</w:t>
+      </w:r>
       <w:r>
         <w:rPr>
           <w:lang w:val="sw_KE" w:bidi="sw_KE"/>
@@ -2767,144 +2053,96 @@
         </w:rPr>
         <w:t xml:space="preserve">Waandishi wa injili wanajitahidi kuonyesha kwamba Yesu ndiye Kristo aliyeahidiwa (tazama, kwa mfano, </w:t>
       </w:r>
-      <w:hyperlink r:id="rId99">
-        <w:r>
-          <w:rPr>
-            <w:lang w:val="sw_KE" w:bidi="sw_KE"/>
-          </w:rPr>
-          <w:rPr>
-            <w:color w:val="0000EE"/>
-            <w:u w:val="single"/>
-          </w:rPr>
-          <w:t>Mathayo 1:21–23</w:t>
-        </w:r>
-      </w:hyperlink>
-      <w:r>
-        <w:rPr>
-          <w:lang w:val="sw_KE" w:bidi="sw_KE"/>
-        </w:rPr>
-        <w:t xml:space="preserve">; </w:t>
-      </w:r>
-      <w:hyperlink r:id="rId100">
-        <w:r>
-          <w:rPr>
-            <w:lang w:val="sw_KE" w:bidi="sw_KE"/>
-          </w:rPr>
-          <w:rPr>
-            <w:color w:val="0000EE"/>
-            <w:u w:val="single"/>
-          </w:rPr>
-          <w:t>Luka 1:32–33</w:t>
-        </w:r>
-      </w:hyperlink>
+      <w:r>
+        <w:rPr>
+          <w:lang w:val="sw_KE" w:bidi="sw_KE"/>
+        </w:rPr>
+        <w:t>Mathayo 1:21–23</w:t>
+      </w:r>
+      <w:r>
+        <w:rPr>
+          <w:lang w:val="sw_KE" w:bidi="sw_KE"/>
+        </w:rPr>
+        <w:t xml:space="preserve">; </w:t>
+      </w:r>
+      <w:r>
+        <w:rPr>
+          <w:lang w:val="sw_KE" w:bidi="sw_KE"/>
+        </w:rPr>
+        <w:t>Luka 1:32–33</w:t>
+      </w:r>
       <w:r>
         <w:rPr>
           <w:lang w:val="sw_KE" w:bidi="sw_KE"/>
         </w:rPr>
         <w:t xml:space="preserve">, </w:t>
       </w:r>
-      <w:hyperlink r:id="rId101">
-        <w:r>
-          <w:rPr>
-            <w:lang w:val="sw_KE" w:bidi="sw_KE"/>
-          </w:rPr>
-          <w:rPr>
-            <w:color w:val="0000EE"/>
-            <w:u w:val="single"/>
-          </w:rPr>
-          <w:t>69–70</w:t>
-        </w:r>
-      </w:hyperlink>
+      <w:r>
+        <w:rPr>
+          <w:lang w:val="sw_KE" w:bidi="sw_KE"/>
+        </w:rPr>
+        <w:t>69–70</w:t>
+      </w:r>
       <w:r>
         <w:rPr>
           <w:lang w:val="sw_KE" w:bidi="sw_KE"/>
         </w:rPr>
         <w:t>). Hata hivyo, alitimiza ahadi hizi kwa njia isiyotarajiwa. Baada ya Petro kusema Yesu ni “Kristo wa Mungu,” Yesu alianza kufundisha kuhusu mateso ya Kristo (</w:t>
       </w:r>
-      <w:hyperlink r:id="rId102">
-        <w:r>
-          <w:rPr>
-            <w:lang w:val="sw_KE" w:bidi="sw_KE"/>
-          </w:rPr>
-          <w:rPr>
-            <w:color w:val="0000EE"/>
-            <w:u w:val="single"/>
-          </w:rPr>
-          <w:t>Luka 9:20–22</w:t>
-        </w:r>
-      </w:hyperlink>
+      <w:r>
+        <w:rPr>
+          <w:lang w:val="sw_KE" w:bidi="sw_KE"/>
+        </w:rPr>
+        <w:t>Luka 9:20–22</w:t>
+      </w:r>
       <w:r>
         <w:rPr>
           <w:lang w:val="sw_KE" w:bidi="sw_KE"/>
         </w:rPr>
         <w:t>). Yesu alipokaribia Yerusalemu kwa mara ya mwisho, watu walimtambua kama, "Mfalme anayekuja kwa jina la Bwana" (</w:t>
       </w:r>
-      <w:hyperlink r:id="rId103">
-        <w:r>
-          <w:rPr>
-            <w:lang w:val="sw_KE" w:bidi="sw_KE"/>
-          </w:rPr>
-          <w:rPr>
-            <w:color w:val="0000EE"/>
-            <w:u w:val="single"/>
-          </w:rPr>
-          <w:t>Luka 18:36–38</w:t>
-        </w:r>
-      </w:hyperlink>
-      <w:r>
-        <w:rPr>
-          <w:lang w:val="sw_KE" w:bidi="sw_KE"/>
-        </w:rPr>
-        <w:t xml:space="preserve">; </w:t>
-      </w:r>
-      <w:hyperlink r:id="rId104">
-        <w:r>
-          <w:rPr>
-            <w:lang w:val="sw_KE" w:bidi="sw_KE"/>
-          </w:rPr>
-          <w:rPr>
-            <w:color w:val="0000EE"/>
-            <w:u w:val="single"/>
-          </w:rPr>
-          <w:t>19:36–38</w:t>
-        </w:r>
-      </w:hyperlink>
+      <w:r>
+        <w:rPr>
+          <w:lang w:val="sw_KE" w:bidi="sw_KE"/>
+        </w:rPr>
+        <w:t>Luka 18:36–38</w:t>
+      </w:r>
+      <w:r>
+        <w:rPr>
+          <w:lang w:val="sw_KE" w:bidi="sw_KE"/>
+        </w:rPr>
+        <w:t xml:space="preserve">; </w:t>
+      </w:r>
+      <w:r>
+        <w:rPr>
+          <w:lang w:val="sw_KE" w:bidi="sw_KE"/>
+        </w:rPr>
+        <w:t>19:36–38</w:t>
+      </w:r>
       <w:r>
         <w:rPr>
           <w:lang w:val="sw_KE" w:bidi="sw_KE"/>
         </w:rPr>
         <w:t>). Hata hivyo, baadaye watu hao hao walimkataa (</w:t>
       </w:r>
-      <w:hyperlink r:id="rId105">
-        <w:r>
-          <w:rPr>
-            <w:lang w:val="sw_KE" w:bidi="sw_KE"/>
-          </w:rPr>
-          <w:rPr>
-            <w:color w:val="0000EE"/>
-            <w:u w:val="single"/>
-          </w:rPr>
-          <w:t>Luka 22:66–71</w:t>
-        </w:r>
-      </w:hyperlink>
+      <w:r>
+        <w:rPr>
+          <w:lang w:val="sw_KE" w:bidi="sw_KE"/>
+        </w:rPr>
+        <w:t>Luka 22:66–71</w:t>
+      </w:r>
       <w:r>
         <w:rPr>
           <w:lang w:val="sw_KE" w:bidi="sw_KE"/>
         </w:rPr>
         <w:t>). Walimsulubisha na kumdhihaki kama “MFALME WA WAYAHUDI” na “Kristo wa Mungu” (</w:t>
       </w:r>
-      <w:hyperlink r:id="rId106">
-        <w:r>
-          <w:rPr>
-            <w:lang w:val="sw_KE" w:bidi="sw_KE"/>
-          </w:rPr>
-          <w:rPr>
-            <w:color w:val="0000EE"/>
-            <w:u w:val="single"/>
-          </w:rPr>
-          <w:t>Luka 23:35–39</w:t>
-        </w:r>
-      </w:hyperlink>
+      <w:r>
+        <w:rPr>
+          <w:lang w:val="sw_KE" w:bidi="sw_KE"/>
+        </w:rPr>
+        <w:t>Luka 23:35–39</w:t>
+      </w:r>
       <w:r>
         <w:rPr>
           <w:lang w:val="sw_KE" w:bidi="sw_KE"/>
@@ -2925,36 +2163,24 @@
         </w:rPr>
         <w:t>Siku ya tatu, Yesu alifufuka kutoka kwa wafu kama alivyosema angefanya. Wakati wa maonyesho yake kwa wanafunzi, alieleza kwamba Maandiko yalitabiri kila mara kwamba Kristo (au Masihi) ilimbidi "kuteseka mambo haya na kisha kuingia katika utukufu Wake" (</w:t>
       </w:r>
-      <w:hyperlink r:id="rId107">
-        <w:r>
-          <w:rPr>
-            <w:lang w:val="sw_KE" w:bidi="sw_KE"/>
-          </w:rPr>
-          <w:rPr>
-            <w:color w:val="0000EE"/>
-            <w:u w:val="single"/>
-          </w:rPr>
-          <w:t>Luka 24:26</w:t>
-        </w:r>
-      </w:hyperlink>
+      <w:r>
+        <w:rPr>
+          <w:lang w:val="sw_KE" w:bidi="sw_KE"/>
+        </w:rPr>
+        <w:t>Luka 24:26</w:t>
+      </w:r>
       <w:r>
         <w:rPr>
           <w:lang w:val="sw_KE" w:bidi="sw_KE"/>
         </w:rPr>
         <w:t>). Kifo na ufufuo wa Yesu vinathibitisha kwamba yeye ni kweli Kristo. Kifo chake kinaleta "toba na msamaha wa dhambi" (</w:t>
       </w:r>
-      <w:hyperlink r:id="rId108">
-        <w:r>
-          <w:rPr>
-            <w:lang w:val="sw_KE" w:bidi="sw_KE"/>
-          </w:rPr>
-          <w:rPr>
-            <w:color w:val="0000EE"/>
-            <w:u w:val="single"/>
-          </w:rPr>
-          <w:t>24:46–47</w:t>
-        </w:r>
-      </w:hyperlink>
+      <w:r>
+        <w:rPr>
+          <w:lang w:val="sw_KE" w:bidi="sw_KE"/>
+        </w:rPr>
+        <w:t>24:46–47</w:t>
+      </w:r>
       <w:r>
         <w:rPr>
           <w:lang w:val="sw_KE" w:bidi="sw_KE"/>
@@ -2984,144 +2210,96 @@
           <w:lang w:val="sw_KE" w:bidi="sw_KE"/>
         </w:rPr>
       </w:r>
-      <w:hyperlink r:id="rId93">
-        <w:r>
-          <w:rPr>
-            <w:lang w:val="sw_KE" w:bidi="sw_KE"/>
-          </w:rPr>
-          <w:rPr>
-            <w:color w:val="0000EE"/>
-            <w:u w:val="single"/>
-          </w:rPr>
-          <w:t>2 Samweli 7:11–16</w:t>
-        </w:r>
-      </w:hyperlink>
-      <w:r>
-        <w:rPr>
-          <w:lang w:val="sw_KE" w:bidi="sw_KE"/>
-        </w:rPr>
-        <w:t xml:space="preserve">; </w:t>
-      </w:r>
-      <w:hyperlink r:id="rId94">
-        <w:r>
-          <w:rPr>
-            <w:lang w:val="sw_KE" w:bidi="sw_KE"/>
-          </w:rPr>
-          <w:rPr>
-            <w:color w:val="0000EE"/>
-            <w:u w:val="single"/>
-          </w:rPr>
-          <w:t>Isaya 9:6–7</w:t>
-        </w:r>
-      </w:hyperlink>
-      <w:r>
-        <w:rPr>
-          <w:lang w:val="sw_KE" w:bidi="sw_KE"/>
-        </w:rPr>
-        <w:t xml:space="preserve">; </w:t>
-      </w:r>
-      <w:hyperlink r:id="rId95">
-        <w:r>
-          <w:rPr>
-            <w:lang w:val="sw_KE" w:bidi="sw_KE"/>
-          </w:rPr>
-          <w:rPr>
-            <w:color w:val="0000EE"/>
-            <w:u w:val="single"/>
-          </w:rPr>
-          <w:t>11:1–5</w:t>
-        </w:r>
-      </w:hyperlink>
-      <w:r>
-        <w:rPr>
-          <w:lang w:val="sw_KE" w:bidi="sw_KE"/>
-        </w:rPr>
-        <w:t xml:space="preserve">; </w:t>
-      </w:r>
-      <w:hyperlink r:id="rId96">
-        <w:r>
-          <w:rPr>
-            <w:lang w:val="sw_KE" w:bidi="sw_KE"/>
-          </w:rPr>
-          <w:rPr>
-            <w:color w:val="0000EE"/>
-            <w:u w:val="single"/>
-          </w:rPr>
-          <w:t>Yeremia 23:5–6</w:t>
-        </w:r>
-      </w:hyperlink>
-      <w:r>
-        <w:rPr>
-          <w:lang w:val="sw_KE" w:bidi="sw_KE"/>
-        </w:rPr>
-        <w:t xml:space="preserve">; </w:t>
-      </w:r>
-      <w:hyperlink r:id="rId97">
-        <w:r>
-          <w:rPr>
-            <w:lang w:val="sw_KE" w:bidi="sw_KE"/>
-          </w:rPr>
-          <w:rPr>
-            <w:color w:val="0000EE"/>
-            <w:u w:val="single"/>
-          </w:rPr>
-          <w:t>33:15–16</w:t>
-        </w:r>
-      </w:hyperlink>
-      <w:r>
-        <w:rPr>
-          <w:lang w:val="sw_KE" w:bidi="sw_KE"/>
-        </w:rPr>
-        <w:t xml:space="preserve">; </w:t>
-      </w:r>
-      <w:hyperlink r:id="rId98">
-        <w:r>
-          <w:rPr>
-            <w:lang w:val="sw_KE" w:bidi="sw_KE"/>
-          </w:rPr>
-          <w:rPr>
-            <w:color w:val="0000EE"/>
-            <w:u w:val="single"/>
-          </w:rPr>
-          <w:t>Ezekieli 37:24–25</w:t>
-        </w:r>
-      </w:hyperlink>
-      <w:r>
-        <w:rPr>
-          <w:lang w:val="sw_KE" w:bidi="sw_KE"/>
-        </w:rPr>
-        <w:t xml:space="preserve">; </w:t>
-      </w:r>
-      <w:hyperlink r:id="rId109">
-        <w:r>
-          <w:rPr>
-            <w:lang w:val="sw_KE" w:bidi="sw_KE"/>
-          </w:rPr>
-          <w:rPr>
-            <w:color w:val="0000EE"/>
-            <w:u w:val="single"/>
-          </w:rPr>
-          <w:t>Luka 2:25–32</w:t>
-        </w:r>
-      </w:hyperlink>
-      <w:r>
-        <w:rPr>
-          <w:lang w:val="sw_KE" w:bidi="sw_KE"/>
-        </w:rPr>
-        <w:t xml:space="preserve">; </w:t>
-      </w:r>
-      <w:hyperlink r:id="rId110">
-        <w:r>
-          <w:rPr>
-            <w:lang w:val="sw_KE" w:bidi="sw_KE"/>
-          </w:rPr>
-          <w:rPr>
-            <w:color w:val="0000EE"/>
-            <w:u w:val="single"/>
-          </w:rPr>
-          <w:t>3:15</w:t>
-        </w:r>
-      </w:hyperlink>
+      <w:r>
+        <w:rPr>
+          <w:lang w:val="sw_KE" w:bidi="sw_KE"/>
+        </w:rPr>
+        <w:t>2 Samweli 7:11–16</w:t>
+      </w:r>
+      <w:r>
+        <w:rPr>
+          <w:lang w:val="sw_KE" w:bidi="sw_KE"/>
+        </w:rPr>
+        <w:t xml:space="preserve">; </w:t>
+      </w:r>
+      <w:r>
+        <w:rPr>
+          <w:lang w:val="sw_KE" w:bidi="sw_KE"/>
+        </w:rPr>
+        <w:t>Isaya 9:6–7</w:t>
+      </w:r>
+      <w:r>
+        <w:rPr>
+          <w:lang w:val="sw_KE" w:bidi="sw_KE"/>
+        </w:rPr>
+        <w:t xml:space="preserve">; </w:t>
+      </w:r>
+      <w:r>
+        <w:rPr>
+          <w:lang w:val="sw_KE" w:bidi="sw_KE"/>
+        </w:rPr>
+        <w:t>11:1–5</w:t>
+      </w:r>
+      <w:r>
+        <w:rPr>
+          <w:lang w:val="sw_KE" w:bidi="sw_KE"/>
+        </w:rPr>
+        <w:t xml:space="preserve">; </w:t>
+      </w:r>
+      <w:r>
+        <w:rPr>
+          <w:lang w:val="sw_KE" w:bidi="sw_KE"/>
+        </w:rPr>
+        <w:t>Yeremia 23:5–6</w:t>
+      </w:r>
+      <w:r>
+        <w:rPr>
+          <w:lang w:val="sw_KE" w:bidi="sw_KE"/>
+        </w:rPr>
+        <w:t xml:space="preserve">; </w:t>
+      </w:r>
+      <w:r>
+        <w:rPr>
+          <w:lang w:val="sw_KE" w:bidi="sw_KE"/>
+        </w:rPr>
+        <w:t>33:15–16</w:t>
+      </w:r>
+      <w:r>
+        <w:rPr>
+          <w:lang w:val="sw_KE" w:bidi="sw_KE"/>
+        </w:rPr>
+        <w:t xml:space="preserve">; </w:t>
+      </w:r>
+      <w:r>
+        <w:rPr>
+          <w:lang w:val="sw_KE" w:bidi="sw_KE"/>
+        </w:rPr>
+        <w:t>Ezekieli 37:24–25</w:t>
+      </w:r>
+      <w:r>
+        <w:rPr>
+          <w:lang w:val="sw_KE" w:bidi="sw_KE"/>
+        </w:rPr>
+        <w:t xml:space="preserve">; </w:t>
+      </w:r>
+      <w:r>
+        <w:rPr>
+          <w:lang w:val="sw_KE" w:bidi="sw_KE"/>
+        </w:rPr>
+        <w:t>Luka 2:25–32</w:t>
+      </w:r>
+      <w:r>
+        <w:rPr>
+          <w:lang w:val="sw_KE" w:bidi="sw_KE"/>
+        </w:rPr>
+        <w:t xml:space="preserve">; </w:t>
+      </w:r>
+      <w:r>
+        <w:rPr>
+          <w:lang w:val="sw_KE" w:bidi="sw_KE"/>
+        </w:rPr>
+        <w:t>3:15</w:t>
+      </w:r>
       <w:r>
         <w:rPr>
           <w:lang w:val="sw_KE" w:bidi="sw_KE"/>
@@ -3184,126 +2362,84 @@
         </w:rPr>
         <w:t>Kwenye unabii wa Yeremia, ishara ya kwanza ya tumaini ni amri ya Bwana kwa Israeli kuacha ibada ya sanamu na kumtii Bwana Mungu pamoja na makubaliano maalum (agano) yaliyofanywa kwenye Mlima Sinai (</w:t>
       </w:r>
-      <w:hyperlink r:id="rId111">
-        <w:r>
-          <w:rPr>
-            <w:lang w:val="sw_KE" w:bidi="sw_KE"/>
-          </w:rPr>
-          <w:rPr>
-            <w:color w:val="0000EE"/>
-            <w:u w:val="single"/>
-          </w:rPr>
-          <w:t>Yeremia 3:11–4:2</w:t>
-        </w:r>
-      </w:hyperlink>
+      <w:r>
+        <w:rPr>
+          <w:lang w:val="sw_KE" w:bidi="sw_KE"/>
+        </w:rPr>
+        <w:t>Yeremia 3:11–4:2</w:t>
+      </w:r>
       <w:r>
         <w:rPr>
           <w:lang w:val="sw_KE" w:bidi="sw_KE"/>
         </w:rPr>
         <w:t>). Ikiwa wangetii kwa usahihi, kungekuwa na mustakabali mzuri kwao. Wangeweza kupata wokovu na uponyaji (</w:t>
       </w:r>
-      <w:hyperlink r:id="rId112">
-        <w:r>
-          <w:rPr>
-            <w:lang w:val="sw_KE" w:bidi="sw_KE"/>
-          </w:rPr>
-          <w:rPr>
-            <w:color w:val="0000EE"/>
-            <w:u w:val="single"/>
-          </w:rPr>
-          <w:t>3:22–23</w:t>
-        </w:r>
-      </w:hyperlink>
+      <w:r>
+        <w:rPr>
+          <w:lang w:val="sw_KE" w:bidi="sw_KE"/>
+        </w:rPr>
+        <w:t>3:22–23</w:t>
+      </w:r>
       <w:r>
         <w:rPr>
           <w:lang w:val="sw_KE" w:bidi="sw_KE"/>
         </w:rPr>
         <w:t>). Israeli ingekuwa baraka kwa mataifa yote (</w:t>
       </w:r>
-      <w:hyperlink r:id="rId113">
-        <w:r>
-          <w:rPr>
-            <w:lang w:val="sw_KE" w:bidi="sw_KE"/>
-          </w:rPr>
-          <w:rPr>
-            <w:color w:val="0000EE"/>
-            <w:u w:val="single"/>
-          </w:rPr>
-          <w:t>4:1–2</w:t>
-        </w:r>
-      </w:hyperlink>
+      <w:r>
+        <w:rPr>
+          <w:lang w:val="sw_KE" w:bidi="sw_KE"/>
+        </w:rPr>
+        <w:t>4:1–2</w:t>
+      </w:r>
       <w:r>
         <w:rPr>
           <w:lang w:val="sw_KE" w:bidi="sw_KE"/>
         </w:rPr>
         <w:t xml:space="preserve">). Toba ya watu ingeondoa adhabu ya Mungu, na taifa lisingekabiliwa na uharibifu. Hata wakati wa matatizo kabla ya uharibifu wa Yerusalemu, Mungu anaahidi mustakabali mzuri ambao ulileta tumaini kwa taifa (tazama </w:t>
       </w:r>
-      <w:hyperlink r:id="rId114">
-        <w:r>
-          <w:rPr>
-            <w:lang w:val="sw_KE" w:bidi="sw_KE"/>
-          </w:rPr>
-          <w:rPr>
-            <w:color w:val="0000EE"/>
-            <w:u w:val="single"/>
-          </w:rPr>
-          <w:t>16:15</w:t>
-        </w:r>
-      </w:hyperlink>
-      <w:r>
-        <w:rPr>
-          <w:lang w:val="sw_KE" w:bidi="sw_KE"/>
-        </w:rPr>
-        <w:t xml:space="preserve">; </w:t>
-      </w:r>
-      <w:hyperlink r:id="rId115">
-        <w:r>
-          <w:rPr>
-            <w:lang w:val="sw_KE" w:bidi="sw_KE"/>
-          </w:rPr>
-          <w:rPr>
-            <w:color w:val="0000EE"/>
-            <w:u w:val="single"/>
-          </w:rPr>
-          <w:t>23:3–8</w:t>
-        </w:r>
-      </w:hyperlink>
-      <w:r>
-        <w:rPr>
-          <w:lang w:val="sw_KE" w:bidi="sw_KE"/>
-        </w:rPr>
-        <w:t xml:space="preserve">; </w:t>
-      </w:r>
-      <w:hyperlink r:id="rId116">
-        <w:r>
-          <w:rPr>
-            <w:lang w:val="sw_KE" w:bidi="sw_KE"/>
-          </w:rPr>
-          <w:rPr>
-            <w:color w:val="0000EE"/>
-            <w:u w:val="single"/>
-          </w:rPr>
-          <w:t>29:10–14</w:t>
-        </w:r>
-      </w:hyperlink>
-      <w:r>
-        <w:rPr>
-          <w:lang w:val="sw_KE" w:bidi="sw_KE"/>
-        </w:rPr>
-        <w:t xml:space="preserve">; </w:t>
-      </w:r>
-      <w:hyperlink r:id="rId117">
-        <w:r>
-          <w:rPr>
-            <w:lang w:val="sw_KE" w:bidi="sw_KE"/>
-          </w:rPr>
-          <w:rPr>
-            <w:color w:val="0000EE"/>
-            <w:u w:val="single"/>
-          </w:rPr>
-          <w:t>30:1–33:26</w:t>
-        </w:r>
-      </w:hyperlink>
+      <w:r>
+        <w:rPr>
+          <w:lang w:val="sw_KE" w:bidi="sw_KE"/>
+        </w:rPr>
+        <w:t>16:15</w:t>
+      </w:r>
+      <w:r>
+        <w:rPr>
+          <w:lang w:val="sw_KE" w:bidi="sw_KE"/>
+        </w:rPr>
+        <w:t xml:space="preserve">; </w:t>
+      </w:r>
+      <w:r>
+        <w:rPr>
+          <w:lang w:val="sw_KE" w:bidi="sw_KE"/>
+        </w:rPr>
+        <w:t>23:3–8</w:t>
+      </w:r>
+      <w:r>
+        <w:rPr>
+          <w:lang w:val="sw_KE" w:bidi="sw_KE"/>
+        </w:rPr>
+        <w:t xml:space="preserve">; </w:t>
+      </w:r>
+      <w:r>
+        <w:rPr>
+          <w:lang w:val="sw_KE" w:bidi="sw_KE"/>
+        </w:rPr>
+        <w:t>29:10–14</w:t>
+      </w:r>
+      <w:r>
+        <w:rPr>
+          <w:lang w:val="sw_KE" w:bidi="sw_KE"/>
+        </w:rPr>
+        <w:t xml:space="preserve">; </w:t>
+      </w:r>
+      <w:r>
+        <w:rPr>
+          <w:lang w:val="sw_KE" w:bidi="sw_KE"/>
+        </w:rPr>
+        <w:t>30:1–33:26</w:t>
+      </w:r>
       <w:r>
         <w:rPr>
           <w:lang w:val="sw_KE" w:bidi="sw_KE"/>
@@ -3324,36 +2460,24 @@
         </w:rPr>
         <w:t xml:space="preserve">Hata baada ya Mungu kuruhusu uharibifu wa Yerusalemu, aliwapa matumaini wale waliohamishwa kwenda Babuloni. Baada ya miaka sabini, wale waliomtii Bwana wangerudi katika Nchi ya Ahadi kujenga upya hekalu na Yerusalemu. Jamii inayofanya kazi ingeweza kupata amani na ustawi (tazama </w:t>
       </w:r>
-      <w:hyperlink r:id="rId118">
-        <w:r>
-          <w:rPr>
-            <w:lang w:val="sw_KE" w:bidi="sw_KE"/>
-          </w:rPr>
-          <w:rPr>
-            <w:color w:val="0000EE"/>
-            <w:u w:val="single"/>
-          </w:rPr>
-          <w:t>Yeremia 46:27–28</w:t>
-        </w:r>
-      </w:hyperlink>
+      <w:r>
+        <w:rPr>
+          <w:lang w:val="sw_KE" w:bidi="sw_KE"/>
+        </w:rPr>
+        <w:t>Yeremia 46:27–28</w:t>
+      </w:r>
       <w:r>
         <w:rPr>
           <w:lang w:val="sw_KE" w:bidi="sw_KE"/>
         </w:rPr>
         <w:t xml:space="preserve">; sura </w:t>
       </w:r>
-      <w:hyperlink r:id="rId119">
-        <w:r>
-          <w:rPr>
-            <w:lang w:val="sw_KE" w:bidi="sw_KE"/>
-          </w:rPr>
-          <w:rPr>
-            <w:color w:val="0000EE"/>
-            <w:u w:val="single"/>
-          </w:rPr>
-          <w:t>50–51</w:t>
-        </w:r>
-      </w:hyperlink>
+      <w:r>
+        <w:rPr>
+          <w:lang w:val="sw_KE" w:bidi="sw_KE"/>
+        </w:rPr>
+        <w:t>50–51</w:t>
+      </w:r>
       <w:r>
         <w:rPr>
           <w:lang w:val="sw_KE" w:bidi="sw_KE"/>
@@ -3374,90 +2498,60 @@
         </w:rPr>
         <w:t>Tumaini la watu wa Mungu lilienea mbali katika siku zijazo, kwani Mungu aliahidi mzao mwenye haki wa Mfalme Daudi ambaye atatawala juu ya watu wake (</w:t>
       </w:r>
-      <w:hyperlink r:id="rId95">
-        <w:r>
-          <w:rPr>
-            <w:lang w:val="sw_KE" w:bidi="sw_KE"/>
-          </w:rPr>
-          <w:rPr>
-            <w:color w:val="0000EE"/>
-            <w:u w:val="single"/>
-          </w:rPr>
-          <w:t>Isaya 11:1–5</w:t>
-        </w:r>
-      </w:hyperlink>
-      <w:r>
-        <w:rPr>
-          <w:lang w:val="sw_KE" w:bidi="sw_KE"/>
-        </w:rPr>
-        <w:t xml:space="preserve">; </w:t>
-      </w:r>
-      <w:hyperlink r:id="rId96">
-        <w:r>
-          <w:rPr>
-            <w:lang w:val="sw_KE" w:bidi="sw_KE"/>
-          </w:rPr>
-          <w:rPr>
-            <w:color w:val="0000EE"/>
-            <w:u w:val="single"/>
-          </w:rPr>
-          <w:t>Yeremia 23:5–6</w:t>
-        </w:r>
-      </w:hyperlink>
-      <w:r>
-        <w:rPr>
-          <w:lang w:val="sw_KE" w:bidi="sw_KE"/>
-        </w:rPr>
-        <w:t xml:space="preserve">; </w:t>
-      </w:r>
-      <w:hyperlink r:id="rId120">
-        <w:r>
-          <w:rPr>
-            <w:lang w:val="sw_KE" w:bidi="sw_KE"/>
-          </w:rPr>
-          <w:rPr>
-            <w:color w:val="0000EE"/>
-            <w:u w:val="single"/>
-          </w:rPr>
-          <w:t>33:15–17</w:t>
-        </w:r>
-      </w:hyperlink>
+      <w:r>
+        <w:rPr>
+          <w:lang w:val="sw_KE" w:bidi="sw_KE"/>
+        </w:rPr>
+        <w:t>Isaya 11:1–5</w:t>
+      </w:r>
+      <w:r>
+        <w:rPr>
+          <w:lang w:val="sw_KE" w:bidi="sw_KE"/>
+        </w:rPr>
+        <w:t xml:space="preserve">; </w:t>
+      </w:r>
+      <w:r>
+        <w:rPr>
+          <w:lang w:val="sw_KE" w:bidi="sw_KE"/>
+        </w:rPr>
+        <w:t>Yeremia 23:5–6</w:t>
+      </w:r>
+      <w:r>
+        <w:rPr>
+          <w:lang w:val="sw_KE" w:bidi="sw_KE"/>
+        </w:rPr>
+        <w:t xml:space="preserve">; </w:t>
+      </w:r>
+      <w:r>
+        <w:rPr>
+          <w:lang w:val="sw_KE" w:bidi="sw_KE"/>
+        </w:rPr>
+        <w:t>33:15–17</w:t>
+      </w:r>
       <w:r>
         <w:rPr>
           <w:lang w:val="sw_KE" w:bidi="sw_KE"/>
         </w:rPr>
         <w:t>). Yesu Kristo ndiye mzao huyo mwenye haki. Kupitia kifo chake msalabani, alikua "mpatanishi wa agano jipya" (</w:t>
       </w:r>
-      <w:hyperlink r:id="rId121">
-        <w:r>
-          <w:rPr>
-            <w:lang w:val="sw_KE" w:bidi="sw_KE"/>
-          </w:rPr>
-          <w:rPr>
-            <w:color w:val="0000EE"/>
-            <w:u w:val="single"/>
-          </w:rPr>
-          <w:t>Waebrania 9:13–15</w:t>
-        </w:r>
-      </w:hyperlink>
-      <w:r>
-        <w:rPr>
-          <w:lang w:val="sw_KE" w:bidi="sw_KE"/>
-        </w:rPr>
-        <w:t xml:space="preserve">; </w:t>
-      </w:r>
-      <w:hyperlink r:id="rId122">
-        <w:r>
-          <w:rPr>
-            <w:lang w:val="sw_KE" w:bidi="sw_KE"/>
-          </w:rPr>
-          <w:rPr>
-            <w:color w:val="0000EE"/>
-            <w:u w:val="single"/>
-          </w:rPr>
-          <w:t>12:22–24</w:t>
-        </w:r>
-      </w:hyperlink>
+      <w:r>
+        <w:rPr>
+          <w:lang w:val="sw_KE" w:bidi="sw_KE"/>
+        </w:rPr>
+        <w:t>Waebrania 9:13–15</w:t>
+      </w:r>
+      <w:r>
+        <w:rPr>
+          <w:lang w:val="sw_KE" w:bidi="sw_KE"/>
+        </w:rPr>
+        <w:t xml:space="preserve">; </w:t>
+      </w:r>
+      <w:r>
+        <w:rPr>
+          <w:lang w:val="sw_KE" w:bidi="sw_KE"/>
+        </w:rPr>
+        <w:t>12:22–24</w:t>
+      </w:r>
       <w:r>
         <w:rPr>
           <w:lang w:val="sw_KE" w:bidi="sw_KE"/>
@@ -3487,270 +2581,180 @@
           <w:lang w:val="sw_KE" w:bidi="sw_KE"/>
         </w:rPr>
       </w:r>
-      <w:hyperlink r:id="rId123">
-        <w:r>
-          <w:rPr>
-            <w:lang w:val="sw_KE" w:bidi="sw_KE"/>
-          </w:rPr>
-          <w:rPr>
-            <w:color w:val="0000EE"/>
-            <w:u w:val="single"/>
-          </w:rPr>
-          <w:t>Isaya 2:3–4</w:t>
-        </w:r>
-      </w:hyperlink>
-      <w:r>
-        <w:rPr>
-          <w:lang w:val="sw_KE" w:bidi="sw_KE"/>
-        </w:rPr>
-        <w:t xml:space="preserve">; </w:t>
-      </w:r>
-      <w:hyperlink r:id="rId124">
-        <w:r>
-          <w:rPr>
-            <w:lang w:val="sw_KE" w:bidi="sw_KE"/>
-          </w:rPr>
-          <w:rPr>
-            <w:color w:val="0000EE"/>
-            <w:u w:val="single"/>
-          </w:rPr>
-          <w:t>4:2</w:t>
-        </w:r>
-      </w:hyperlink>
-      <w:r>
-        <w:rPr>
-          <w:lang w:val="sw_KE" w:bidi="sw_KE"/>
-        </w:rPr>
-        <w:t xml:space="preserve">; </w:t>
-      </w:r>
-      <w:hyperlink r:id="rId125">
-        <w:r>
-          <w:rPr>
-            <w:lang w:val="sw_KE" w:bidi="sw_KE"/>
-          </w:rPr>
-          <w:rPr>
-            <w:color w:val="0000EE"/>
-            <w:u w:val="single"/>
-          </w:rPr>
-          <w:t>11:1–16</w:t>
-        </w:r>
-      </w:hyperlink>
-      <w:r>
-        <w:rPr>
-          <w:lang w:val="sw_KE" w:bidi="sw_KE"/>
-        </w:rPr>
-        <w:t xml:space="preserve">; </w:t>
-      </w:r>
-      <w:hyperlink r:id="rId126">
-        <w:r>
-          <w:rPr>
-            <w:lang w:val="sw_KE" w:bidi="sw_KE"/>
-          </w:rPr>
-          <w:rPr>
-            <w:color w:val="0000EE"/>
-            <w:u w:val="single"/>
-          </w:rPr>
-          <w:t>35:1–10</w:t>
-        </w:r>
-      </w:hyperlink>
-      <w:r>
-        <w:rPr>
-          <w:lang w:val="sw_KE" w:bidi="sw_KE"/>
-        </w:rPr>
-        <w:t xml:space="preserve">; </w:t>
-      </w:r>
-      <w:hyperlink r:id="rId127">
-        <w:r>
-          <w:rPr>
-            <w:lang w:val="sw_KE" w:bidi="sw_KE"/>
-          </w:rPr>
-          <w:rPr>
-            <w:color w:val="0000EE"/>
-            <w:u w:val="single"/>
-          </w:rPr>
-          <w:t>52:11–12</w:t>
-        </w:r>
-      </w:hyperlink>
-      <w:r>
-        <w:rPr>
-          <w:lang w:val="sw_KE" w:bidi="sw_KE"/>
-        </w:rPr>
-        <w:t xml:space="preserve">; </w:t>
-      </w:r>
-      <w:hyperlink r:id="rId111">
-        <w:r>
-          <w:rPr>
-            <w:lang w:val="sw_KE" w:bidi="sw_KE"/>
-          </w:rPr>
-          <w:rPr>
-            <w:color w:val="0000EE"/>
-            <w:u w:val="single"/>
-          </w:rPr>
-          <w:t>Yeremia 3:11–4:2</w:t>
-        </w:r>
-      </w:hyperlink>
-      <w:r>
-        <w:rPr>
-          <w:lang w:val="sw_KE" w:bidi="sw_KE"/>
-        </w:rPr>
-        <w:t xml:space="preserve">; </w:t>
-      </w:r>
-      <w:hyperlink r:id="rId128">
-        <w:r>
-          <w:rPr>
-            <w:lang w:val="sw_KE" w:bidi="sw_KE"/>
-          </w:rPr>
-          <w:rPr>
-            <w:color w:val="0000EE"/>
-            <w:u w:val="single"/>
-          </w:rPr>
-          <w:t>16:14–15</w:t>
-        </w:r>
-      </w:hyperlink>
-      <w:r>
-        <w:rPr>
-          <w:lang w:val="sw_KE" w:bidi="sw_KE"/>
-        </w:rPr>
-        <w:t xml:space="preserve">; </w:t>
-      </w:r>
-      <w:hyperlink r:id="rId115">
-        <w:r>
-          <w:rPr>
-            <w:lang w:val="sw_KE" w:bidi="sw_KE"/>
-          </w:rPr>
-          <w:rPr>
-            <w:color w:val="0000EE"/>
-            <w:u w:val="single"/>
-          </w:rPr>
-          <w:t>23:3–8</w:t>
-        </w:r>
-      </w:hyperlink>
-      <w:r>
-        <w:rPr>
-          <w:lang w:val="sw_KE" w:bidi="sw_KE"/>
-        </w:rPr>
-        <w:t xml:space="preserve">; </w:t>
-      </w:r>
-      <w:hyperlink r:id="rId116">
-        <w:r>
-          <w:rPr>
-            <w:lang w:val="sw_KE" w:bidi="sw_KE"/>
-          </w:rPr>
-          <w:rPr>
-            <w:color w:val="0000EE"/>
-            <w:u w:val="single"/>
-          </w:rPr>
-          <w:t>29:10–14</w:t>
-        </w:r>
-      </w:hyperlink>
-      <w:r>
-        <w:rPr>
-          <w:lang w:val="sw_KE" w:bidi="sw_KE"/>
-        </w:rPr>
-        <w:t xml:space="preserve">; </w:t>
-      </w:r>
-      <w:hyperlink r:id="rId117">
-        <w:r>
-          <w:rPr>
-            <w:lang w:val="sw_KE" w:bidi="sw_KE"/>
-          </w:rPr>
-          <w:rPr>
-            <w:color w:val="0000EE"/>
-            <w:u w:val="single"/>
-          </w:rPr>
-          <w:t>30:1–33:26</w:t>
-        </w:r>
-      </w:hyperlink>
-      <w:r>
-        <w:rPr>
-          <w:lang w:val="sw_KE" w:bidi="sw_KE"/>
-        </w:rPr>
-        <w:t xml:space="preserve">; </w:t>
-      </w:r>
-      <w:hyperlink r:id="rId129">
-        <w:r>
-          <w:rPr>
-            <w:lang w:val="sw_KE" w:bidi="sw_KE"/>
-          </w:rPr>
-          <w:rPr>
-            <w:color w:val="0000EE"/>
-            <w:u w:val="single"/>
-          </w:rPr>
-          <w:t>46:27</w:t>
-        </w:r>
-      </w:hyperlink>
-      <w:r>
-        <w:rPr>
-          <w:lang w:val="sw_KE" w:bidi="sw_KE"/>
-        </w:rPr>
-        <w:t xml:space="preserve">; </w:t>
-      </w:r>
-      <w:hyperlink r:id="rId130">
-        <w:r>
-          <w:rPr>
-            <w:lang w:val="sw_KE" w:bidi="sw_KE"/>
-          </w:rPr>
-          <w:rPr>
-            <w:color w:val="0000EE"/>
-            <w:u w:val="single"/>
-          </w:rPr>
-          <w:t>Hosea 3:4–5</w:t>
-        </w:r>
-      </w:hyperlink>
-      <w:r>
-        <w:rPr>
-          <w:lang w:val="sw_KE" w:bidi="sw_KE"/>
-        </w:rPr>
-        <w:t xml:space="preserve">; </w:t>
-      </w:r>
-      <w:hyperlink r:id="rId131">
-        <w:r>
-          <w:rPr>
-            <w:lang w:val="sw_KE" w:bidi="sw_KE"/>
-          </w:rPr>
-          <w:rPr>
-            <w:color w:val="0000EE"/>
-            <w:u w:val="single"/>
-          </w:rPr>
-          <w:t>Amosi 9:11–15</w:t>
-        </w:r>
-      </w:hyperlink>
-      <w:r>
-        <w:rPr>
-          <w:lang w:val="sw_KE" w:bidi="sw_KE"/>
-        </w:rPr>
-        <w:t xml:space="preserve">; </w:t>
-      </w:r>
-      <w:hyperlink r:id="rId121">
-        <w:r>
-          <w:rPr>
-            <w:lang w:val="sw_KE" w:bidi="sw_KE"/>
-          </w:rPr>
-          <w:rPr>
-            <w:color w:val="0000EE"/>
-            <w:u w:val="single"/>
-          </w:rPr>
-          <w:t>Waebrania 9:13–15</w:t>
-        </w:r>
-      </w:hyperlink>
-      <w:r>
-        <w:rPr>
-          <w:lang w:val="sw_KE" w:bidi="sw_KE"/>
-        </w:rPr>
-        <w:t xml:space="preserve">; </w:t>
-      </w:r>
-      <w:hyperlink r:id="rId122">
-        <w:r>
-          <w:rPr>
-            <w:lang w:val="sw_KE" w:bidi="sw_KE"/>
-          </w:rPr>
-          <w:rPr>
-            <w:color w:val="0000EE"/>
-            <w:u w:val="single"/>
-          </w:rPr>
-          <w:t>12:22–24</w:t>
-        </w:r>
-      </w:hyperlink>
+      <w:r>
+        <w:rPr>
+          <w:lang w:val="sw_KE" w:bidi="sw_KE"/>
+        </w:rPr>
+        <w:t>Isaya 2:3–4</w:t>
+      </w:r>
+      <w:r>
+        <w:rPr>
+          <w:lang w:val="sw_KE" w:bidi="sw_KE"/>
+        </w:rPr>
+        <w:t xml:space="preserve">; </w:t>
+      </w:r>
+      <w:r>
+        <w:rPr>
+          <w:lang w:val="sw_KE" w:bidi="sw_KE"/>
+        </w:rPr>
+        <w:t>4:2</w:t>
+      </w:r>
+      <w:r>
+        <w:rPr>
+          <w:lang w:val="sw_KE" w:bidi="sw_KE"/>
+        </w:rPr>
+        <w:t xml:space="preserve">; </w:t>
+      </w:r>
+      <w:r>
+        <w:rPr>
+          <w:lang w:val="sw_KE" w:bidi="sw_KE"/>
+        </w:rPr>
+        <w:t>11:1–16</w:t>
+      </w:r>
+      <w:r>
+        <w:rPr>
+          <w:lang w:val="sw_KE" w:bidi="sw_KE"/>
+        </w:rPr>
+        <w:t xml:space="preserve">; </w:t>
+      </w:r>
+      <w:r>
+        <w:rPr>
+          <w:lang w:val="sw_KE" w:bidi="sw_KE"/>
+        </w:rPr>
+        <w:t>35:1–10</w:t>
+      </w:r>
+      <w:r>
+        <w:rPr>
+          <w:lang w:val="sw_KE" w:bidi="sw_KE"/>
+        </w:rPr>
+        <w:t xml:space="preserve">; </w:t>
+      </w:r>
+      <w:r>
+        <w:rPr>
+          <w:lang w:val="sw_KE" w:bidi="sw_KE"/>
+        </w:rPr>
+        <w:t>52:11–12</w:t>
+      </w:r>
+      <w:r>
+        <w:rPr>
+          <w:lang w:val="sw_KE" w:bidi="sw_KE"/>
+        </w:rPr>
+        <w:t xml:space="preserve">; </w:t>
+      </w:r>
+      <w:r>
+        <w:rPr>
+          <w:lang w:val="sw_KE" w:bidi="sw_KE"/>
+        </w:rPr>
+        <w:t>Yeremia 3:11–4:2</w:t>
+      </w:r>
+      <w:r>
+        <w:rPr>
+          <w:lang w:val="sw_KE" w:bidi="sw_KE"/>
+        </w:rPr>
+        <w:t xml:space="preserve">; </w:t>
+      </w:r>
+      <w:r>
+        <w:rPr>
+          <w:lang w:val="sw_KE" w:bidi="sw_KE"/>
+        </w:rPr>
+        <w:t>16:14–15</w:t>
+      </w:r>
+      <w:r>
+        <w:rPr>
+          <w:lang w:val="sw_KE" w:bidi="sw_KE"/>
+        </w:rPr>
+        <w:t xml:space="preserve">; </w:t>
+      </w:r>
+      <w:r>
+        <w:rPr>
+          <w:lang w:val="sw_KE" w:bidi="sw_KE"/>
+        </w:rPr>
+        <w:t>23:3–8</w:t>
+      </w:r>
+      <w:r>
+        <w:rPr>
+          <w:lang w:val="sw_KE" w:bidi="sw_KE"/>
+        </w:rPr>
+        <w:t xml:space="preserve">; </w:t>
+      </w:r>
+      <w:r>
+        <w:rPr>
+          <w:lang w:val="sw_KE" w:bidi="sw_KE"/>
+        </w:rPr>
+        <w:t>29:10–14</w:t>
+      </w:r>
+      <w:r>
+        <w:rPr>
+          <w:lang w:val="sw_KE" w:bidi="sw_KE"/>
+        </w:rPr>
+        <w:t xml:space="preserve">; </w:t>
+      </w:r>
+      <w:r>
+        <w:rPr>
+          <w:lang w:val="sw_KE" w:bidi="sw_KE"/>
+        </w:rPr>
+        <w:t>30:1–33:26</w:t>
+      </w:r>
+      <w:r>
+        <w:rPr>
+          <w:lang w:val="sw_KE" w:bidi="sw_KE"/>
+        </w:rPr>
+        <w:t xml:space="preserve">; </w:t>
+      </w:r>
+      <w:r>
+        <w:rPr>
+          <w:lang w:val="sw_KE" w:bidi="sw_KE"/>
+        </w:rPr>
+        <w:t>46:27</w:t>
+      </w:r>
+      <w:r>
+        <w:rPr>
+          <w:lang w:val="sw_KE" w:bidi="sw_KE"/>
+        </w:rPr>
+        <w:t xml:space="preserve">; </w:t>
+      </w:r>
+      <w:r>
+        <w:rPr>
+          <w:lang w:val="sw_KE" w:bidi="sw_KE"/>
+        </w:rPr>
+        <w:t>Hosea 3:4–5</w:t>
+      </w:r>
+      <w:r>
+        <w:rPr>
+          <w:lang w:val="sw_KE" w:bidi="sw_KE"/>
+        </w:rPr>
+        <w:t xml:space="preserve">; </w:t>
+      </w:r>
+      <w:r>
+        <w:rPr>
+          <w:lang w:val="sw_KE" w:bidi="sw_KE"/>
+        </w:rPr>
+        <w:t>Amosi 9:11–15</w:t>
+      </w:r>
+      <w:r>
+        <w:rPr>
+          <w:lang w:val="sw_KE" w:bidi="sw_KE"/>
+        </w:rPr>
+        <w:t xml:space="preserve">; </w:t>
+      </w:r>
+      <w:r>
+        <w:rPr>
+          <w:lang w:val="sw_KE" w:bidi="sw_KE"/>
+        </w:rPr>
+        <w:t>Waebrania 9:13–15</w:t>
+      </w:r>
+      <w:r>
+        <w:rPr>
+          <w:lang w:val="sw_KE" w:bidi="sw_KE"/>
+        </w:rPr>
+        <w:t xml:space="preserve">; </w:t>
+      </w:r>
+      <w:r>
+        <w:rPr>
+          <w:lang w:val="sw_KE" w:bidi="sw_KE"/>
+        </w:rPr>
+        <w:t>12:22–24</w:t>
+      </w:r>
       <w:r>
         <w:rPr>
           <w:lang w:val="sw_KE" w:bidi="sw_KE"/>
